--- a/Opleverset_Project_5-6/Verslagen/Probleemomschrijving drone.docx
+++ b/Opleverset_Project_5-6/Verslagen/Probleemomschrijving drone.docx
@@ -112,6 +112,15 @@
     <w:p>
       <w:pPr>
         <w:rPr>
+          <w:sz w:val="36"/>
+          <w:szCs w:val="36"/>
+          <w:lang w:val="nl-NL"/>
+        </w:rPr>
+      </w:pPr>
+    </w:p>
+    <w:p>
+      <w:pPr>
+        <w:rPr>
           <w:lang w:val="nl-NL"/>
         </w:rPr>
       </w:pPr>
@@ -152,8 +161,16 @@
         <w:rPr>
           <w:lang w:val="nl-NL"/>
         </w:rPr>
-        <w:t>Dennis Zejnilovic</w:t>
-      </w:r>
+        <w:t xml:space="preserve">Dennis </w:t>
+      </w:r>
+      <w:proofErr w:type="spellStart"/>
+      <w:r>
+        <w:rPr>
+          <w:lang w:val="nl-NL"/>
+        </w:rPr>
+        <w:t>Zejnilovic</w:t>
+      </w:r>
+      <w:proofErr w:type="spellEnd"/>
       <w:r>
         <w:rPr>
           <w:lang w:val="nl-NL"/>
@@ -161,6 +178,48 @@
         <w:tab/>
         <w:t>1098617</w:t>
       </w:r>
+      <w:r>
+        <w:rPr>
+          <w:lang w:val="nl-NL"/>
+        </w:rPr>
+        <w:tab/>
+      </w:r>
+      <w:r>
+        <w:rPr>
+          <w:lang w:val="nl-NL"/>
+        </w:rPr>
+        <w:tab/>
+      </w:r>
+      <w:r>
+        <w:rPr>
+          <w:lang w:val="nl-NL"/>
+        </w:rPr>
+        <w:tab/>
+      </w:r>
+      <w:r>
+        <w:rPr>
+          <w:lang w:val="nl-NL"/>
+        </w:rPr>
+        <w:tab/>
+      </w:r>
+      <w:r>
+        <w:rPr>
+          <w:lang w:val="nl-NL"/>
+        </w:rPr>
+        <w:tab/>
+      </w:r>
+      <w:r>
+        <w:rPr>
+          <w:lang w:val="nl-NL"/>
+        </w:rPr>
+        <w:tab/>
+      </w:r>
+      <w:r>
+        <w:rPr>
+          <w:lang w:val="nl-NL"/>
+        </w:rPr>
+        <w:tab/>
+      </w:r>
     </w:p>
     <w:p>
       <w:pPr>
@@ -184,8 +243,13 @@
     </w:p>
     <w:p>
       <w:r>
-        <w:t>Ali Haimed</w:t>
-      </w:r>
+        <w:t xml:space="preserve">Ali </w:t>
+      </w:r>
+      <w:proofErr w:type="spellStart"/>
+      <w:r>
+        <w:t>Haimed</w:t>
+      </w:r>
+      <w:proofErr w:type="spellEnd"/>
       <w:r>
         <w:tab/>
       </w:r>
@@ -204,30 +268,53 @@
       </w:r>
     </w:p>
     <w:p>
+      <w:pPr>
+        <w:jc w:val="right"/>
+      </w:pPr>
+      <w:proofErr w:type="spellStart"/>
       <w:r>
         <w:rPr>
           <w:b/>
           <w:bCs/>
           <w:u w:val="single"/>
         </w:rPr>
-        <w:t>Docenten:</w:t>
-      </w:r>
-    </w:p>
-    <w:p>
-      <w:pPr>
-        <w:rPr>
-          <w:lang w:val="nl-NL"/>
-        </w:rPr>
-      </w:pPr>
-      <w:r>
-        <w:rPr>
-          <w:lang w:val="nl-NL"/>
-        </w:rPr>
-        <w:t>Sandra Hekkelman</w:t>
-      </w:r>
-    </w:p>
-    <w:p>
-      <w:pPr>
+        <w:t>Docenten</w:t>
+      </w:r>
+      <w:proofErr w:type="spellEnd"/>
+      <w:r>
+        <w:rPr>
+          <w:b/>
+          <w:bCs/>
+          <w:u w:val="single"/>
+        </w:rPr>
+        <w:t>:</w:t>
+      </w:r>
+    </w:p>
+    <w:p>
+      <w:pPr>
+        <w:jc w:val="right"/>
+        <w:rPr>
+          <w:lang w:val="nl-NL"/>
+        </w:rPr>
+      </w:pPr>
+      <w:r>
+        <w:rPr>
+          <w:lang w:val="nl-NL"/>
+        </w:rPr>
+        <w:t xml:space="preserve">Sandra </w:t>
+      </w:r>
+      <w:proofErr w:type="spellStart"/>
+      <w:r>
+        <w:rPr>
+          <w:lang w:val="nl-NL"/>
+        </w:rPr>
+        <w:t>Hekkelman</w:t>
+      </w:r>
+      <w:proofErr w:type="spellEnd"/>
+    </w:p>
+    <w:p>
+      <w:pPr>
+        <w:jc w:val="right"/>
         <w:rPr>
           <w:lang w:val="nl-NL"/>
         </w:rPr>
@@ -238,50 +325,6 @@
         </w:rPr>
         <w:t>Wouter Bergmann Tiest</w:t>
       </w:r>
-      <w:r>
-        <w:rPr>
-          <w:lang w:val="nl-NL"/>
-        </w:rPr>
-        <w:tab/>
-      </w:r>
-      <w:r>
-        <w:rPr>
-          <w:lang w:val="nl-NL"/>
-        </w:rPr>
-        <w:tab/>
-      </w:r>
-      <w:r>
-        <w:rPr>
-          <w:lang w:val="nl-NL"/>
-        </w:rPr>
-        <w:tab/>
-      </w:r>
-      <w:r>
-        <w:rPr>
-          <w:lang w:val="nl-NL"/>
-        </w:rPr>
-        <w:tab/>
-      </w:r>
-      <w:r>
-        <w:rPr>
-          <w:lang w:val="nl-NL"/>
-        </w:rPr>
-        <w:tab/>
-      </w:r>
-      <w:r>
-        <w:rPr>
-          <w:lang w:val="nl-NL"/>
-        </w:rPr>
-        <w:tab/>
-      </w:r>
-    </w:p>
-    <w:p>
-      <w:pPr>
-        <w:jc w:val="center"/>
-        <w:rPr>
-          <w:lang w:val="nl-NL"/>
-        </w:rPr>
-      </w:pPr>
     </w:p>
     <w:p>
       <w:pPr>
@@ -348,15 +391,17 @@
       <w:sdtContent>
         <w:p>
           <w:pPr>
-            <w:pStyle w:val="TOCHeading"/>
+            <w:pStyle w:val="Kopvaninhoudsopgave"/>
           </w:pPr>
+          <w:proofErr w:type="spellStart"/>
           <w:r>
             <w:t>Inhoudsopgave</w:t>
           </w:r>
+          <w:proofErr w:type="spellEnd"/>
         </w:p>
         <w:p>
           <w:pPr>
-            <w:pStyle w:val="TOC1"/>
+            <w:pStyle w:val="Inhopg1"/>
             <w:tabs>
               <w:tab w:val="right" w:leader="dot" w:pos="9350"/>
             </w:tabs>
@@ -441,7 +486,7 @@
         </w:p>
         <w:p>
           <w:pPr>
-            <w:pStyle w:val="TOC1"/>
+            <w:pStyle w:val="Inhopg1"/>
             <w:tabs>
               <w:tab w:val="right" w:leader="dot" w:pos="9350"/>
             </w:tabs>
@@ -510,7 +555,7 @@
         </w:p>
         <w:p>
           <w:pPr>
-            <w:pStyle w:val="TOC1"/>
+            <w:pStyle w:val="Inhopg1"/>
             <w:tabs>
               <w:tab w:val="right" w:leader="dot" w:pos="9350"/>
             </w:tabs>
@@ -579,7 +624,7 @@
         </w:p>
         <w:p>
           <w:pPr>
-            <w:pStyle w:val="TOC1"/>
+            <w:pStyle w:val="Inhopg1"/>
             <w:tabs>
               <w:tab w:val="right" w:leader="dot" w:pos="9350"/>
             </w:tabs>
@@ -648,7 +693,7 @@
         </w:p>
         <w:p>
           <w:pPr>
-            <w:pStyle w:val="TOC1"/>
+            <w:pStyle w:val="Inhopg1"/>
             <w:tabs>
               <w:tab w:val="right" w:leader="dot" w:pos="9350"/>
             </w:tabs>
@@ -717,7 +762,7 @@
         </w:p>
         <w:p>
           <w:pPr>
-            <w:pStyle w:val="TOC1"/>
+            <w:pStyle w:val="Inhopg1"/>
             <w:tabs>
               <w:tab w:val="right" w:leader="dot" w:pos="9350"/>
             </w:tabs>
@@ -896,7 +941,7 @@
     </w:p>
     <w:p>
       <w:pPr>
-        <w:pStyle w:val="Heading1"/>
+        <w:pStyle w:val="Kop1"/>
       </w:pPr>
       <w:bookmarkStart w:id="0" w:name="_Toc220413529"/>
     </w:p>
@@ -904,16 +949,16 @@
     <w:p/>
     <w:p>
       <w:pPr>
-        <w:pStyle w:val="Heading1"/>
-        <w:rPr>
-          <w:b/>
-          <w:bCs/>
-        </w:rPr>
-      </w:pPr>
-    </w:p>
-    <w:p>
-      <w:pPr>
-        <w:pStyle w:val="Heading1"/>
+        <w:pStyle w:val="Kop1"/>
+        <w:rPr>
+          <w:b/>
+          <w:bCs/>
+        </w:rPr>
+      </w:pPr>
+    </w:p>
+    <w:p>
+      <w:pPr>
+        <w:pStyle w:val="Kop1"/>
         <w:rPr>
           <w:b/>
           <w:bCs/>
@@ -964,7 +1009,7 @@
     </w:p>
     <w:p>
       <w:pPr>
-        <w:pStyle w:val="Heading1"/>
+        <w:pStyle w:val="Kop1"/>
         <w:rPr>
           <w:b/>
           <w:bCs/>
@@ -994,18 +1039,34 @@
         </w:rPr>
         <w:t xml:space="preserve">Het project wordt uitgevoerd in opdracht van </w:t>
       </w:r>
-      <w:r>
-        <w:rPr>
-          <w:lang w:val="nl-NL"/>
-        </w:rPr>
-        <w:t>Tidalis.</w:t>
-      </w:r>
-      <w:r>
-        <w:rPr>
-          <w:lang w:val="nl-NL"/>
-        </w:rPr>
-        <w:t xml:space="preserve"> Tidalis</w:t>
-      </w:r>
+      <w:proofErr w:type="spellStart"/>
+      <w:r>
+        <w:rPr>
+          <w:lang w:val="nl-NL"/>
+        </w:rPr>
+        <w:t>Tidalis</w:t>
+      </w:r>
+      <w:proofErr w:type="spellEnd"/>
+      <w:r>
+        <w:rPr>
+          <w:lang w:val="nl-NL"/>
+        </w:rPr>
+        <w:t>.</w:t>
+      </w:r>
+      <w:r>
+        <w:rPr>
+          <w:lang w:val="nl-NL"/>
+        </w:rPr>
+        <w:t xml:space="preserve"> </w:t>
+      </w:r>
+      <w:proofErr w:type="spellStart"/>
+      <w:r>
+        <w:rPr>
+          <w:lang w:val="nl-NL"/>
+        </w:rPr>
+        <w:t>Tidalis</w:t>
+      </w:r>
+      <w:proofErr w:type="spellEnd"/>
       <w:r>
         <w:rPr>
           <w:lang w:val="nl-NL"/>
@@ -1092,7 +1153,7 @@
     </w:p>
     <w:p>
       <w:pPr>
-        <w:pStyle w:val="Heading1"/>
+        <w:pStyle w:val="Kop1"/>
         <w:rPr>
           <w:b/>
           <w:bCs/>
@@ -1120,19 +1181,55 @@
         <w:rPr>
           <w:lang w:val="nl-NL"/>
         </w:rPr>
-        <w:t>Als gezegd maakt Tidalis gebruik van radardetectie</w:t>
-      </w:r>
-      <w:r>
-        <w:rPr>
-          <w:lang w:val="nl-NL"/>
-        </w:rPr>
-        <w:t xml:space="preserve"> in hun programma’s, de vraag voor optische surveillance neemt toe in de klanten van Tidalis. </w:t>
-      </w:r>
-      <w:r>
-        <w:rPr>
-          <w:lang w:val="nl-NL"/>
-        </w:rPr>
-        <w:t xml:space="preserve">Tidalis wil </w:t>
+        <w:t xml:space="preserve">Als gezegd maakt </w:t>
+      </w:r>
+      <w:proofErr w:type="spellStart"/>
+      <w:r>
+        <w:rPr>
+          <w:lang w:val="nl-NL"/>
+        </w:rPr>
+        <w:t>Tidalis</w:t>
+      </w:r>
+      <w:proofErr w:type="spellEnd"/>
+      <w:r>
+        <w:rPr>
+          <w:lang w:val="nl-NL"/>
+        </w:rPr>
+        <w:t xml:space="preserve"> gebruik van radardetectie</w:t>
+      </w:r>
+      <w:r>
+        <w:rPr>
+          <w:lang w:val="nl-NL"/>
+        </w:rPr>
+        <w:t xml:space="preserve"> in hun programma’s, de vraag voor optische surveillance neemt toe in de klanten van </w:t>
+      </w:r>
+      <w:proofErr w:type="spellStart"/>
+      <w:r>
+        <w:rPr>
+          <w:lang w:val="nl-NL"/>
+        </w:rPr>
+        <w:t>Tidalis</w:t>
+      </w:r>
+      <w:proofErr w:type="spellEnd"/>
+      <w:r>
+        <w:rPr>
+          <w:lang w:val="nl-NL"/>
+        </w:rPr>
+        <w:t xml:space="preserve">. </w:t>
+      </w:r>
+      <w:proofErr w:type="spellStart"/>
+      <w:r>
+        <w:rPr>
+          <w:lang w:val="nl-NL"/>
+        </w:rPr>
+        <w:t>Tidalis</w:t>
+      </w:r>
+      <w:proofErr w:type="spellEnd"/>
+      <w:r>
+        <w:rPr>
+          <w:lang w:val="nl-NL"/>
+        </w:rPr>
+        <w:t xml:space="preserve"> wil </w:t>
       </w:r>
       <w:r>
         <w:rPr>
@@ -1192,8 +1289,16 @@
         <w:rPr>
           <w:lang w:val="nl-NL"/>
         </w:rPr>
-        <w:t>is Tidalis</w:t>
-      </w:r>
+        <w:t xml:space="preserve">is </w:t>
+      </w:r>
+      <w:proofErr w:type="spellStart"/>
+      <w:r>
+        <w:rPr>
+          <w:lang w:val="nl-NL"/>
+        </w:rPr>
+        <w:t>Tidalis</w:t>
+      </w:r>
+      <w:proofErr w:type="spellEnd"/>
       <w:r>
         <w:rPr>
           <w:lang w:val="nl-NL"/>
@@ -1212,11 +1317,19 @@
         </w:rPr>
         <w:t xml:space="preserve">om een </w:t>
       </w:r>
-      <w:r>
-        <w:rPr>
-          <w:lang w:val="nl-NL"/>
-        </w:rPr>
-        <w:t>proof of concept</w:t>
+      <w:proofErr w:type="spellStart"/>
+      <w:r>
+        <w:rPr>
+          <w:lang w:val="nl-NL"/>
+        </w:rPr>
+        <w:t>proof</w:t>
+      </w:r>
+      <w:proofErr w:type="spellEnd"/>
+      <w:r>
+        <w:rPr>
+          <w:lang w:val="nl-NL"/>
+        </w:rPr>
+        <w:t xml:space="preserve"> of concept</w:t>
       </w:r>
       <w:r>
         <w:rPr>
@@ -1285,7 +1398,7 @@
     </w:p>
     <w:p>
       <w:pPr>
-        <w:pStyle w:val="Heading1"/>
+        <w:pStyle w:val="Kop1"/>
         <w:rPr>
           <w:b/>
           <w:bCs/>
@@ -1399,6 +1512,7 @@
         </w:rPr>
         <w:t xml:space="preserve">, extra informatie hierover is te vinden in de </w:t>
       </w:r>
+      <w:proofErr w:type="spellStart"/>
       <w:r>
         <w:rPr>
           <w:b/>
@@ -1406,7 +1520,17 @@
           <w:u w:val="single"/>
           <w:lang w:val="nl-NL"/>
         </w:rPr>
-        <w:t>Requirements analyse</w:t>
+        <w:t>Requirements</w:t>
+      </w:r>
+      <w:proofErr w:type="spellEnd"/>
+      <w:r>
+        <w:rPr>
+          <w:b/>
+          <w:bCs/>
+          <w:u w:val="single"/>
+          <w:lang w:val="nl-NL"/>
+        </w:rPr>
+        <w:t xml:space="preserve"> analyse</w:t>
       </w:r>
       <w:r>
         <w:rPr>
@@ -1430,7 +1554,7 @@
     </w:p>
     <w:p>
       <w:pPr>
-        <w:pStyle w:val="Heading1"/>
+        <w:pStyle w:val="Kop1"/>
         <w:rPr>
           <w:b/>
           <w:bCs/>
@@ -1477,7 +1601,7 @@
     </w:p>
     <w:p>
       <w:pPr>
-        <w:pStyle w:val="ListParagraph"/>
+        <w:pStyle w:val="Lijstalinea"/>
         <w:numPr>
           <w:ilvl w:val="0"/>
           <w:numId w:val="4"/>
@@ -1525,7 +1649,7 @@
     </w:p>
     <w:p>
       <w:pPr>
-        <w:pStyle w:val="ListParagraph"/>
+        <w:pStyle w:val="Lijstalinea"/>
         <w:numPr>
           <w:ilvl w:val="0"/>
           <w:numId w:val="3"/>
@@ -1591,7 +1715,7 @@
     </w:p>
     <w:p>
       <w:pPr>
-        <w:pStyle w:val="ListParagraph"/>
+        <w:pStyle w:val="Lijstalinea"/>
         <w:numPr>
           <w:ilvl w:val="0"/>
           <w:numId w:val="3"/>
@@ -1697,7 +1821,7 @@
     </w:p>
     <w:p>
       <w:pPr>
-        <w:pStyle w:val="ListParagraph"/>
+        <w:pStyle w:val="Lijstalinea"/>
         <w:numPr>
           <w:ilvl w:val="0"/>
           <w:numId w:val="3"/>
@@ -1784,7 +1908,7 @@
     </w:p>
     <w:p>
       <w:pPr>
-        <w:pStyle w:val="ListParagraph"/>
+        <w:pStyle w:val="Lijstalinea"/>
         <w:numPr>
           <w:ilvl w:val="0"/>
           <w:numId w:val="3"/>
@@ -1808,8 +1932,20 @@
             <w:color w:val="000000" w:themeColor="text1"/>
             <w:lang w:val="nl-NL"/>
           </w:rPr>
-          <w:t>detectie-punt-krijgen(hoe stereo visie werkt).svg</w:t>
+          <w:t>detectie-punt-krijgen(hoe stereo visie werkt).</w:t>
         </w:r>
+        <w:proofErr w:type="spellStart"/>
+        <w:r>
+          <w:rPr>
+            <w:rStyle w:val="Hyperlink"/>
+            <w:b/>
+            <w:bCs/>
+            <w:color w:val="000000" w:themeColor="text1"/>
+            <w:lang w:val="nl-NL"/>
+          </w:rPr>
+          <w:t>svg</w:t>
+        </w:r>
+        <w:proofErr w:type="spellEnd"/>
       </w:hyperlink>
     </w:p>
     <w:p>
@@ -1837,12 +1973,34 @@
           <w:szCs w:val="28"/>
           <w:lang w:val="nl-NL"/>
         </w:rPr>
-        <w:t>Hoe kunnen we het systeem zoveel mogelijk optimaliseren zodat -de microcontroller niet te veel geheugen nodig heeft om het systeem te laten draaien/-het programma geen hoge latency heeft?</w:t>
-      </w:r>
-    </w:p>
-    <w:p>
-      <w:pPr>
-        <w:pStyle w:val="ListParagraph"/>
+        <w:t xml:space="preserve">Hoe kunnen we het systeem zoveel mogelijk optimaliseren zodat -de microcontroller niet te veel geheugen nodig heeft om het systeem te laten draaien/-het programma geen hoge </w:t>
+      </w:r>
+      <w:proofErr w:type="spellStart"/>
+      <w:r>
+        <w:rPr>
+          <w:b/>
+          <w:bCs/>
+          <w:sz w:val="28"/>
+          <w:szCs w:val="28"/>
+          <w:lang w:val="nl-NL"/>
+        </w:rPr>
+        <w:t>latency</w:t>
+      </w:r>
+      <w:proofErr w:type="spellEnd"/>
+      <w:r>
+        <w:rPr>
+          <w:b/>
+          <w:bCs/>
+          <w:sz w:val="28"/>
+          <w:szCs w:val="28"/>
+          <w:lang w:val="nl-NL"/>
+        </w:rPr>
+        <w:t xml:space="preserve"> heeft?</w:t>
+      </w:r>
+    </w:p>
+    <w:p>
+      <w:pPr>
+        <w:pStyle w:val="Lijstalinea"/>
         <w:numPr>
           <w:ilvl w:val="0"/>
           <w:numId w:val="3"/>
@@ -1898,158 +2056,158 @@
     </w:p>
     <w:p>
       <w:pPr>
-        <w:pStyle w:val="ListParagraph"/>
-        <w:rPr>
-          <w:lang w:val="nl-NL"/>
-        </w:rPr>
-      </w:pPr>
-    </w:p>
-    <w:p>
-      <w:pPr>
-        <w:pStyle w:val="ListParagraph"/>
-        <w:rPr>
-          <w:lang w:val="nl-NL"/>
-        </w:rPr>
-      </w:pPr>
-    </w:p>
-    <w:p>
-      <w:pPr>
-        <w:pStyle w:val="ListParagraph"/>
-        <w:rPr>
-          <w:lang w:val="nl-NL"/>
-        </w:rPr>
-      </w:pPr>
-    </w:p>
-    <w:p>
-      <w:pPr>
-        <w:pStyle w:val="ListParagraph"/>
-        <w:rPr>
-          <w:lang w:val="nl-NL"/>
-        </w:rPr>
-      </w:pPr>
-    </w:p>
-    <w:p>
-      <w:pPr>
-        <w:pStyle w:val="ListParagraph"/>
-        <w:rPr>
-          <w:lang w:val="nl-NL"/>
-        </w:rPr>
-      </w:pPr>
-    </w:p>
-    <w:p>
-      <w:pPr>
-        <w:pStyle w:val="ListParagraph"/>
-        <w:rPr>
-          <w:lang w:val="nl-NL"/>
-        </w:rPr>
-      </w:pPr>
-    </w:p>
-    <w:p>
-      <w:pPr>
-        <w:pStyle w:val="ListParagraph"/>
-        <w:rPr>
-          <w:lang w:val="nl-NL"/>
-        </w:rPr>
-      </w:pPr>
-    </w:p>
-    <w:p>
-      <w:pPr>
-        <w:pStyle w:val="ListParagraph"/>
-        <w:rPr>
-          <w:lang w:val="nl-NL"/>
-        </w:rPr>
-      </w:pPr>
-    </w:p>
-    <w:p>
-      <w:pPr>
-        <w:pStyle w:val="ListParagraph"/>
-        <w:rPr>
-          <w:lang w:val="nl-NL"/>
-        </w:rPr>
-      </w:pPr>
-    </w:p>
-    <w:p>
-      <w:pPr>
-        <w:pStyle w:val="ListParagraph"/>
-        <w:rPr>
-          <w:lang w:val="nl-NL"/>
-        </w:rPr>
-      </w:pPr>
-    </w:p>
-    <w:p>
-      <w:pPr>
-        <w:pStyle w:val="ListParagraph"/>
-        <w:rPr>
-          <w:lang w:val="nl-NL"/>
-        </w:rPr>
-      </w:pPr>
-    </w:p>
-    <w:p>
-      <w:pPr>
-        <w:pStyle w:val="ListParagraph"/>
-        <w:rPr>
-          <w:lang w:val="nl-NL"/>
-        </w:rPr>
-      </w:pPr>
-    </w:p>
-    <w:p>
-      <w:pPr>
-        <w:pStyle w:val="ListParagraph"/>
-        <w:rPr>
-          <w:lang w:val="nl-NL"/>
-        </w:rPr>
-      </w:pPr>
-    </w:p>
-    <w:p>
-      <w:pPr>
-        <w:pStyle w:val="ListParagraph"/>
-        <w:rPr>
-          <w:lang w:val="nl-NL"/>
-        </w:rPr>
-      </w:pPr>
-    </w:p>
-    <w:p>
-      <w:pPr>
-        <w:pStyle w:val="ListParagraph"/>
-        <w:rPr>
-          <w:lang w:val="nl-NL"/>
-        </w:rPr>
-      </w:pPr>
-    </w:p>
-    <w:p>
-      <w:pPr>
-        <w:pStyle w:val="ListParagraph"/>
-        <w:rPr>
-          <w:lang w:val="nl-NL"/>
-        </w:rPr>
-      </w:pPr>
-    </w:p>
-    <w:p>
-      <w:pPr>
-        <w:rPr>
-          <w:lang w:val="nl-NL"/>
-        </w:rPr>
-      </w:pPr>
-    </w:p>
-    <w:p>
-      <w:pPr>
-        <w:pStyle w:val="ListParagraph"/>
-        <w:rPr>
-          <w:lang w:val="nl-NL"/>
-        </w:rPr>
-      </w:pPr>
-    </w:p>
-    <w:p>
-      <w:pPr>
-        <w:pStyle w:val="ListParagraph"/>
-        <w:rPr>
-          <w:lang w:val="nl-NL"/>
-        </w:rPr>
-      </w:pPr>
-    </w:p>
-    <w:p>
-      <w:pPr>
-        <w:pStyle w:val="Heading1"/>
+        <w:pStyle w:val="Lijstalinea"/>
+        <w:rPr>
+          <w:lang w:val="nl-NL"/>
+        </w:rPr>
+      </w:pPr>
+    </w:p>
+    <w:p>
+      <w:pPr>
+        <w:pStyle w:val="Lijstalinea"/>
+        <w:rPr>
+          <w:lang w:val="nl-NL"/>
+        </w:rPr>
+      </w:pPr>
+    </w:p>
+    <w:p>
+      <w:pPr>
+        <w:pStyle w:val="Lijstalinea"/>
+        <w:rPr>
+          <w:lang w:val="nl-NL"/>
+        </w:rPr>
+      </w:pPr>
+    </w:p>
+    <w:p>
+      <w:pPr>
+        <w:pStyle w:val="Lijstalinea"/>
+        <w:rPr>
+          <w:lang w:val="nl-NL"/>
+        </w:rPr>
+      </w:pPr>
+    </w:p>
+    <w:p>
+      <w:pPr>
+        <w:pStyle w:val="Lijstalinea"/>
+        <w:rPr>
+          <w:lang w:val="nl-NL"/>
+        </w:rPr>
+      </w:pPr>
+    </w:p>
+    <w:p>
+      <w:pPr>
+        <w:pStyle w:val="Lijstalinea"/>
+        <w:rPr>
+          <w:lang w:val="nl-NL"/>
+        </w:rPr>
+      </w:pPr>
+    </w:p>
+    <w:p>
+      <w:pPr>
+        <w:pStyle w:val="Lijstalinea"/>
+        <w:rPr>
+          <w:lang w:val="nl-NL"/>
+        </w:rPr>
+      </w:pPr>
+    </w:p>
+    <w:p>
+      <w:pPr>
+        <w:pStyle w:val="Lijstalinea"/>
+        <w:rPr>
+          <w:lang w:val="nl-NL"/>
+        </w:rPr>
+      </w:pPr>
+    </w:p>
+    <w:p>
+      <w:pPr>
+        <w:pStyle w:val="Lijstalinea"/>
+        <w:rPr>
+          <w:lang w:val="nl-NL"/>
+        </w:rPr>
+      </w:pPr>
+    </w:p>
+    <w:p>
+      <w:pPr>
+        <w:pStyle w:val="Lijstalinea"/>
+        <w:rPr>
+          <w:lang w:val="nl-NL"/>
+        </w:rPr>
+      </w:pPr>
+    </w:p>
+    <w:p>
+      <w:pPr>
+        <w:pStyle w:val="Lijstalinea"/>
+        <w:rPr>
+          <w:lang w:val="nl-NL"/>
+        </w:rPr>
+      </w:pPr>
+    </w:p>
+    <w:p>
+      <w:pPr>
+        <w:pStyle w:val="Lijstalinea"/>
+        <w:rPr>
+          <w:lang w:val="nl-NL"/>
+        </w:rPr>
+      </w:pPr>
+    </w:p>
+    <w:p>
+      <w:pPr>
+        <w:pStyle w:val="Lijstalinea"/>
+        <w:rPr>
+          <w:lang w:val="nl-NL"/>
+        </w:rPr>
+      </w:pPr>
+    </w:p>
+    <w:p>
+      <w:pPr>
+        <w:pStyle w:val="Lijstalinea"/>
+        <w:rPr>
+          <w:lang w:val="nl-NL"/>
+        </w:rPr>
+      </w:pPr>
+    </w:p>
+    <w:p>
+      <w:pPr>
+        <w:pStyle w:val="Lijstalinea"/>
+        <w:rPr>
+          <w:lang w:val="nl-NL"/>
+        </w:rPr>
+      </w:pPr>
+    </w:p>
+    <w:p>
+      <w:pPr>
+        <w:pStyle w:val="Lijstalinea"/>
+        <w:rPr>
+          <w:lang w:val="nl-NL"/>
+        </w:rPr>
+      </w:pPr>
+    </w:p>
+    <w:p>
+      <w:pPr>
+        <w:rPr>
+          <w:lang w:val="nl-NL"/>
+        </w:rPr>
+      </w:pPr>
+    </w:p>
+    <w:p>
+      <w:pPr>
+        <w:pStyle w:val="Lijstalinea"/>
+        <w:rPr>
+          <w:lang w:val="nl-NL"/>
+        </w:rPr>
+      </w:pPr>
+    </w:p>
+    <w:p>
+      <w:pPr>
+        <w:pStyle w:val="Lijstalinea"/>
+        <w:rPr>
+          <w:lang w:val="nl-NL"/>
+        </w:rPr>
+      </w:pPr>
+    </w:p>
+    <w:p>
+      <w:pPr>
+        <w:pStyle w:val="Kop1"/>
         <w:rPr>
           <w:b/>
           <w:bCs/>
@@ -2068,19 +2226,19 @@
     </w:p>
     <w:tbl>
       <w:tblPr>
-        <w:tblStyle w:val="TableGrid"/>
+        <w:tblStyle w:val="Tabelraster"/>
         <w:tblW w:w="0" w:type="auto"/>
         <w:tblLook w:val="04A0" w:firstRow="1" w:lastRow="0" w:firstColumn="1" w:lastColumn="0" w:noHBand="0" w:noVBand="1"/>
       </w:tblPr>
       <w:tblGrid>
-        <w:gridCol w:w="3116"/>
-        <w:gridCol w:w="3117"/>
-        <w:gridCol w:w="3117"/>
+        <w:gridCol w:w="852"/>
+        <w:gridCol w:w="7081"/>
+        <w:gridCol w:w="1417"/>
       </w:tblGrid>
       <w:tr>
         <w:tc>
           <w:tcPr>
-            <w:tcW w:w="3116" w:type="dxa"/>
+            <w:tcW w:w="852" w:type="dxa"/>
           </w:tcPr>
           <w:p>
             <w:pPr>
@@ -2098,7 +2256,7 @@
         </w:tc>
         <w:tc>
           <w:tcPr>
-            <w:tcW w:w="3117" w:type="dxa"/>
+            <w:tcW w:w="7081" w:type="dxa"/>
           </w:tcPr>
           <w:p>
             <w:pPr>
@@ -2116,7 +2274,7 @@
         </w:tc>
         <w:tc>
           <w:tcPr>
-            <w:tcW w:w="3117" w:type="dxa"/>
+            <w:tcW w:w="1417" w:type="dxa"/>
           </w:tcPr>
           <w:p>
             <w:pPr>
@@ -2136,7 +2294,7 @@
       <w:tr>
         <w:tc>
           <w:tcPr>
-            <w:tcW w:w="3116" w:type="dxa"/>
+            <w:tcW w:w="852" w:type="dxa"/>
           </w:tcPr>
           <w:p>
             <w:pPr>
@@ -2154,7 +2312,7 @@
         </w:tc>
         <w:tc>
           <w:tcPr>
-            <w:tcW w:w="3117" w:type="dxa"/>
+            <w:tcW w:w="7081" w:type="dxa"/>
           </w:tcPr>
           <w:p>
             <w:pPr>
@@ -2172,7 +2330,7 @@
         </w:tc>
         <w:tc>
           <w:tcPr>
-            <w:tcW w:w="3117" w:type="dxa"/>
+            <w:tcW w:w="1417" w:type="dxa"/>
           </w:tcPr>
           <w:p>
             <w:pPr>
@@ -2192,7 +2350,7 @@
       <w:tr>
         <w:tc>
           <w:tcPr>
-            <w:tcW w:w="3116" w:type="dxa"/>
+            <w:tcW w:w="852" w:type="dxa"/>
           </w:tcPr>
           <w:p>
             <w:pPr>
@@ -2210,7 +2368,7 @@
         </w:tc>
         <w:tc>
           <w:tcPr>
-            <w:tcW w:w="3117" w:type="dxa"/>
+            <w:tcW w:w="7081" w:type="dxa"/>
           </w:tcPr>
           <w:p>
             <w:pPr>
@@ -2234,7 +2392,7 @@
         </w:tc>
         <w:tc>
           <w:tcPr>
-            <w:tcW w:w="3117" w:type="dxa"/>
+            <w:tcW w:w="1417" w:type="dxa"/>
           </w:tcPr>
           <w:p>
             <w:pPr>
@@ -2272,7 +2430,7 @@
       <w:tr>
         <w:tc>
           <w:tcPr>
-            <w:tcW w:w="3116" w:type="dxa"/>
+            <w:tcW w:w="852" w:type="dxa"/>
           </w:tcPr>
           <w:p>
             <w:pPr>
@@ -2290,7 +2448,7 @@
         </w:tc>
         <w:tc>
           <w:tcPr>
-            <w:tcW w:w="3117" w:type="dxa"/>
+            <w:tcW w:w="7081" w:type="dxa"/>
           </w:tcPr>
           <w:p>
             <w:pPr>
@@ -2308,7 +2466,7 @@
         </w:tc>
         <w:tc>
           <w:tcPr>
-            <w:tcW w:w="3117" w:type="dxa"/>
+            <w:tcW w:w="1417" w:type="dxa"/>
           </w:tcPr>
           <w:p>
             <w:pPr>
@@ -2328,7 +2486,7 @@
       <w:tr>
         <w:tc>
           <w:tcPr>
-            <w:tcW w:w="3116" w:type="dxa"/>
+            <w:tcW w:w="852" w:type="dxa"/>
           </w:tcPr>
           <w:p>
             <w:pPr>
@@ -2340,7 +2498,7 @@
         </w:tc>
         <w:tc>
           <w:tcPr>
-            <w:tcW w:w="3117" w:type="dxa"/>
+            <w:tcW w:w="7081" w:type="dxa"/>
           </w:tcPr>
           <w:p>
             <w:pPr>
@@ -2352,7 +2510,7 @@
         </w:tc>
         <w:tc>
           <w:tcPr>
-            <w:tcW w:w="3117" w:type="dxa"/>
+            <w:tcW w:w="1417" w:type="dxa"/>
           </w:tcPr>
           <w:p>
             <w:pPr>
@@ -2413,7 +2571,7 @@
   <w:sdt>
     <w:sdtPr>
       <w:rPr>
-        <w:rStyle w:val="PageNumber"/>
+        <w:rStyle w:val="Paginanummer"/>
       </w:rPr>
       <w:id w:val="591588536"/>
       <w:docPartObj>
@@ -2424,33 +2582,33 @@
     <w:sdtContent>
       <w:p>
         <w:pPr>
-          <w:pStyle w:val="Footer"/>
+          <w:pStyle w:val="Voettekst"/>
           <w:framePr w:wrap="none" w:vAnchor="text" w:hAnchor="margin" w:xAlign="right" w:y="1"/>
           <w:rPr>
-            <w:rStyle w:val="PageNumber"/>
+            <w:rStyle w:val="Paginanummer"/>
           </w:rPr>
         </w:pPr>
         <w:r>
           <w:rPr>
-            <w:rStyle w:val="PageNumber"/>
+            <w:rStyle w:val="Paginanummer"/>
           </w:rPr>
           <w:fldChar w:fldCharType="begin"/>
         </w:r>
         <w:r>
           <w:rPr>
-            <w:rStyle w:val="PageNumber"/>
+            <w:rStyle w:val="Paginanummer"/>
           </w:rPr>
           <w:instrText xml:space="preserve"> PAGE </w:instrText>
         </w:r>
         <w:r>
           <w:rPr>
-            <w:rStyle w:val="PageNumber"/>
+            <w:rStyle w:val="Paginanummer"/>
           </w:rPr>
           <w:fldChar w:fldCharType="separate"/>
         </w:r>
         <w:r>
           <w:rPr>
-            <w:rStyle w:val="PageNumber"/>
+            <w:rStyle w:val="Paginanummer"/>
           </w:rPr>
           <w:fldChar w:fldCharType="end"/>
         </w:r>
@@ -2459,7 +2617,7 @@
   </w:sdt>
   <w:p>
     <w:pPr>
-      <w:pStyle w:val="Footer"/>
+      <w:pStyle w:val="Voettekst"/>
       <w:ind w:right="360"/>
     </w:pPr>
   </w:p>
@@ -2471,7 +2629,7 @@
   <w:sdt>
     <w:sdtPr>
       <w:rPr>
-        <w:rStyle w:val="PageNumber"/>
+        <w:rStyle w:val="Paginanummer"/>
       </w:rPr>
       <w:id w:val="-1041199843"/>
       <w:docPartObj>
@@ -2482,40 +2640,40 @@
     <w:sdtContent>
       <w:p>
         <w:pPr>
-          <w:pStyle w:val="Footer"/>
+          <w:pStyle w:val="Voettekst"/>
           <w:framePr w:wrap="none" w:vAnchor="text" w:hAnchor="margin" w:xAlign="right" w:y="1"/>
           <w:rPr>
-            <w:rStyle w:val="PageNumber"/>
+            <w:rStyle w:val="Paginanummer"/>
           </w:rPr>
         </w:pPr>
         <w:r>
           <w:rPr>
-            <w:rStyle w:val="PageNumber"/>
+            <w:rStyle w:val="Paginanummer"/>
           </w:rPr>
           <w:fldChar w:fldCharType="begin"/>
         </w:r>
         <w:r>
           <w:rPr>
-            <w:rStyle w:val="PageNumber"/>
+            <w:rStyle w:val="Paginanummer"/>
           </w:rPr>
           <w:instrText xml:space="preserve"> PAGE </w:instrText>
         </w:r>
         <w:r>
           <w:rPr>
-            <w:rStyle w:val="PageNumber"/>
+            <w:rStyle w:val="Paginanummer"/>
           </w:rPr>
           <w:fldChar w:fldCharType="separate"/>
         </w:r>
         <w:r>
           <w:rPr>
-            <w:rStyle w:val="PageNumber"/>
+            <w:rStyle w:val="Paginanummer"/>
             <w:noProof/>
           </w:rPr>
           <w:t>1</w:t>
         </w:r>
         <w:r>
           <w:rPr>
-            <w:rStyle w:val="PageNumber"/>
+            <w:rStyle w:val="Paginanummer"/>
           </w:rPr>
           <w:fldChar w:fldCharType="end"/>
         </w:r>
@@ -2524,7 +2682,7 @@
   </w:sdt>
   <w:p>
     <w:pPr>
-      <w:pStyle w:val="Footer"/>
+      <w:pStyle w:val="Voettekst"/>
       <w:ind w:right="360"/>
     </w:pPr>
   </w:p>
@@ -3398,15 +3556,15 @@
     <w:lsdException w:name="Unresolved Mention" w:semiHidden="1" w:unhideWhenUsed="1"/>
     <w:lsdException w:name="Smart Link" w:semiHidden="1" w:unhideWhenUsed="1"/>
   </w:latentStyles>
-  <w:style w:type="paragraph" w:default="1" w:styleId="Normal">
+  <w:style w:type="paragraph" w:default="1" w:styleId="Standaard">
     <w:name w:val="Normal"/>
     <w:qFormat/>
   </w:style>
-  <w:style w:type="paragraph" w:styleId="Heading1">
+  <w:style w:type="paragraph" w:styleId="Kop1">
     <w:name w:val="heading 1"/>
-    <w:basedOn w:val="Normal"/>
-    <w:next w:val="Normal"/>
-    <w:link w:val="Heading1Char"/>
+    <w:basedOn w:val="Standaard"/>
+    <w:next w:val="Standaard"/>
+    <w:link w:val="Kop1Char"/>
     <w:uiPriority w:val="9"/>
     <w:qFormat/>
     <w:rsid w:val="008164C1"/>
@@ -3423,11 +3581,11 @@
       <w:szCs w:val="40"/>
     </w:rPr>
   </w:style>
-  <w:style w:type="paragraph" w:styleId="Heading2">
+  <w:style w:type="paragraph" w:styleId="Kop2">
     <w:name w:val="heading 2"/>
-    <w:basedOn w:val="Normal"/>
-    <w:next w:val="Normal"/>
-    <w:link w:val="Heading2Char"/>
+    <w:basedOn w:val="Standaard"/>
+    <w:next w:val="Standaard"/>
+    <w:link w:val="Kop2Char"/>
     <w:uiPriority w:val="9"/>
     <w:semiHidden/>
     <w:unhideWhenUsed/>
@@ -3446,11 +3604,11 @@
       <w:szCs w:val="32"/>
     </w:rPr>
   </w:style>
-  <w:style w:type="paragraph" w:styleId="Heading3">
+  <w:style w:type="paragraph" w:styleId="Kop3">
     <w:name w:val="heading 3"/>
-    <w:basedOn w:val="Normal"/>
-    <w:next w:val="Normal"/>
-    <w:link w:val="Heading3Char"/>
+    <w:basedOn w:val="Standaard"/>
+    <w:next w:val="Standaard"/>
+    <w:link w:val="Kop3Char"/>
     <w:uiPriority w:val="9"/>
     <w:semiHidden/>
     <w:unhideWhenUsed/>
@@ -3469,11 +3627,11 @@
       <w:szCs w:val="28"/>
     </w:rPr>
   </w:style>
-  <w:style w:type="paragraph" w:styleId="Heading4">
+  <w:style w:type="paragraph" w:styleId="Kop4">
     <w:name w:val="heading 4"/>
-    <w:basedOn w:val="Normal"/>
-    <w:next w:val="Normal"/>
-    <w:link w:val="Heading4Char"/>
+    <w:basedOn w:val="Standaard"/>
+    <w:next w:val="Standaard"/>
+    <w:link w:val="Kop4Char"/>
     <w:uiPriority w:val="9"/>
     <w:semiHidden/>
     <w:unhideWhenUsed/>
@@ -3492,11 +3650,11 @@
       <w:color w:val="0F4761" w:themeColor="accent1" w:themeShade="BF"/>
     </w:rPr>
   </w:style>
-  <w:style w:type="paragraph" w:styleId="Heading5">
+  <w:style w:type="paragraph" w:styleId="Kop5">
     <w:name w:val="heading 5"/>
-    <w:basedOn w:val="Normal"/>
-    <w:next w:val="Normal"/>
-    <w:link w:val="Heading5Char"/>
+    <w:basedOn w:val="Standaard"/>
+    <w:next w:val="Standaard"/>
+    <w:link w:val="Kop5Char"/>
     <w:uiPriority w:val="9"/>
     <w:semiHidden/>
     <w:unhideWhenUsed/>
@@ -3513,11 +3671,11 @@
       <w:color w:val="0F4761" w:themeColor="accent1" w:themeShade="BF"/>
     </w:rPr>
   </w:style>
-  <w:style w:type="paragraph" w:styleId="Heading6">
+  <w:style w:type="paragraph" w:styleId="Kop6">
     <w:name w:val="heading 6"/>
-    <w:basedOn w:val="Normal"/>
-    <w:next w:val="Normal"/>
-    <w:link w:val="Heading6Char"/>
+    <w:basedOn w:val="Standaard"/>
+    <w:next w:val="Standaard"/>
+    <w:link w:val="Kop6Char"/>
     <w:uiPriority w:val="9"/>
     <w:semiHidden/>
     <w:unhideWhenUsed/>
@@ -3536,11 +3694,11 @@
       <w:color w:val="595959" w:themeColor="text1" w:themeTint="A6"/>
     </w:rPr>
   </w:style>
-  <w:style w:type="paragraph" w:styleId="Heading7">
+  <w:style w:type="paragraph" w:styleId="Kop7">
     <w:name w:val="heading 7"/>
-    <w:basedOn w:val="Normal"/>
-    <w:next w:val="Normal"/>
-    <w:link w:val="Heading7Char"/>
+    <w:basedOn w:val="Standaard"/>
+    <w:next w:val="Standaard"/>
+    <w:link w:val="Kop7Char"/>
     <w:uiPriority w:val="9"/>
     <w:semiHidden/>
     <w:unhideWhenUsed/>
@@ -3557,11 +3715,11 @@
       <w:color w:val="595959" w:themeColor="text1" w:themeTint="A6"/>
     </w:rPr>
   </w:style>
-  <w:style w:type="paragraph" w:styleId="Heading8">
+  <w:style w:type="paragraph" w:styleId="Kop8">
     <w:name w:val="heading 8"/>
-    <w:basedOn w:val="Normal"/>
-    <w:next w:val="Normal"/>
-    <w:link w:val="Heading8Char"/>
+    <w:basedOn w:val="Standaard"/>
+    <w:next w:val="Standaard"/>
+    <w:link w:val="Kop8Char"/>
     <w:uiPriority w:val="9"/>
     <w:semiHidden/>
     <w:unhideWhenUsed/>
@@ -3580,11 +3738,11 @@
       <w:color w:val="272727" w:themeColor="text1" w:themeTint="D8"/>
     </w:rPr>
   </w:style>
-  <w:style w:type="paragraph" w:styleId="Heading9">
+  <w:style w:type="paragraph" w:styleId="Kop9">
     <w:name w:val="heading 9"/>
-    <w:basedOn w:val="Normal"/>
-    <w:next w:val="Normal"/>
-    <w:link w:val="Heading9Char"/>
+    <w:basedOn w:val="Standaard"/>
+    <w:next w:val="Standaard"/>
+    <w:link w:val="Kop9Char"/>
     <w:uiPriority w:val="9"/>
     <w:semiHidden/>
     <w:unhideWhenUsed/>
@@ -3601,13 +3759,13 @@
       <w:color w:val="272727" w:themeColor="text1" w:themeTint="D8"/>
     </w:rPr>
   </w:style>
-  <w:style w:type="character" w:default="1" w:styleId="DefaultParagraphFont">
+  <w:style w:type="character" w:default="1" w:styleId="Standaardalinea-lettertype">
     <w:name w:val="Default Paragraph Font"/>
     <w:uiPriority w:val="1"/>
     <w:semiHidden/>
     <w:unhideWhenUsed/>
   </w:style>
-  <w:style w:type="table" w:default="1" w:styleId="TableNormal">
+  <w:style w:type="table" w:default="1" w:styleId="Standaardtabel">
     <w:name w:val="Normal Table"/>
     <w:uiPriority w:val="99"/>
     <w:semiHidden/>
@@ -3622,16 +3780,16 @@
       </w:tblCellMar>
     </w:tblPr>
   </w:style>
-  <w:style w:type="numbering" w:default="1" w:styleId="NoList">
+  <w:style w:type="numbering" w:default="1" w:styleId="Geenlijst">
     <w:name w:val="No List"/>
     <w:uiPriority w:val="99"/>
     <w:semiHidden/>
     <w:unhideWhenUsed/>
   </w:style>
-  <w:style w:type="character" w:customStyle="1" w:styleId="Heading1Char">
-    <w:name w:val="Heading 1 Char"/>
-    <w:basedOn w:val="DefaultParagraphFont"/>
-    <w:link w:val="Heading1"/>
+  <w:style w:type="character" w:customStyle="1" w:styleId="Kop1Char">
+    <w:name w:val="Kop 1 Char"/>
+    <w:basedOn w:val="Standaardalinea-lettertype"/>
+    <w:link w:val="Kop1"/>
     <w:uiPriority w:val="9"/>
     <w:rsid w:val="008164C1"/>
     <w:rPr>
@@ -3641,10 +3799,10 @@
       <w:szCs w:val="40"/>
     </w:rPr>
   </w:style>
-  <w:style w:type="character" w:customStyle="1" w:styleId="Heading2Char">
-    <w:name w:val="Heading 2 Char"/>
-    <w:basedOn w:val="DefaultParagraphFont"/>
-    <w:link w:val="Heading2"/>
+  <w:style w:type="character" w:customStyle="1" w:styleId="Kop2Char">
+    <w:name w:val="Kop 2 Char"/>
+    <w:basedOn w:val="Standaardalinea-lettertype"/>
+    <w:link w:val="Kop2"/>
     <w:uiPriority w:val="9"/>
     <w:semiHidden/>
     <w:rsid w:val="008164C1"/>
@@ -3655,10 +3813,10 @@
       <w:szCs w:val="32"/>
     </w:rPr>
   </w:style>
-  <w:style w:type="character" w:customStyle="1" w:styleId="Heading3Char">
-    <w:name w:val="Heading 3 Char"/>
-    <w:basedOn w:val="DefaultParagraphFont"/>
-    <w:link w:val="Heading3"/>
+  <w:style w:type="character" w:customStyle="1" w:styleId="Kop3Char">
+    <w:name w:val="Kop 3 Char"/>
+    <w:basedOn w:val="Standaardalinea-lettertype"/>
+    <w:link w:val="Kop3"/>
     <w:uiPriority w:val="9"/>
     <w:semiHidden/>
     <w:rsid w:val="008164C1"/>
@@ -3669,10 +3827,10 @@
       <w:szCs w:val="28"/>
     </w:rPr>
   </w:style>
-  <w:style w:type="character" w:customStyle="1" w:styleId="Heading4Char">
-    <w:name w:val="Heading 4 Char"/>
-    <w:basedOn w:val="DefaultParagraphFont"/>
-    <w:link w:val="Heading4"/>
+  <w:style w:type="character" w:customStyle="1" w:styleId="Kop4Char">
+    <w:name w:val="Kop 4 Char"/>
+    <w:basedOn w:val="Standaardalinea-lettertype"/>
+    <w:link w:val="Kop4"/>
     <w:uiPriority w:val="9"/>
     <w:semiHidden/>
     <w:rsid w:val="008164C1"/>
@@ -3683,10 +3841,10 @@
       <w:color w:val="0F4761" w:themeColor="accent1" w:themeShade="BF"/>
     </w:rPr>
   </w:style>
-  <w:style w:type="character" w:customStyle="1" w:styleId="Heading5Char">
-    <w:name w:val="Heading 5 Char"/>
-    <w:basedOn w:val="DefaultParagraphFont"/>
-    <w:link w:val="Heading5"/>
+  <w:style w:type="character" w:customStyle="1" w:styleId="Kop5Char">
+    <w:name w:val="Kop 5 Char"/>
+    <w:basedOn w:val="Standaardalinea-lettertype"/>
+    <w:link w:val="Kop5"/>
     <w:uiPriority w:val="9"/>
     <w:semiHidden/>
     <w:rsid w:val="008164C1"/>
@@ -3695,10 +3853,10 @@
       <w:color w:val="0F4761" w:themeColor="accent1" w:themeShade="BF"/>
     </w:rPr>
   </w:style>
-  <w:style w:type="character" w:customStyle="1" w:styleId="Heading6Char">
-    <w:name w:val="Heading 6 Char"/>
-    <w:basedOn w:val="DefaultParagraphFont"/>
-    <w:link w:val="Heading6"/>
+  <w:style w:type="character" w:customStyle="1" w:styleId="Kop6Char">
+    <w:name w:val="Kop 6 Char"/>
+    <w:basedOn w:val="Standaardalinea-lettertype"/>
+    <w:link w:val="Kop6"/>
     <w:uiPriority w:val="9"/>
     <w:semiHidden/>
     <w:rsid w:val="008164C1"/>
@@ -3709,10 +3867,10 @@
       <w:color w:val="595959" w:themeColor="text1" w:themeTint="A6"/>
     </w:rPr>
   </w:style>
-  <w:style w:type="character" w:customStyle="1" w:styleId="Heading7Char">
-    <w:name w:val="Heading 7 Char"/>
-    <w:basedOn w:val="DefaultParagraphFont"/>
-    <w:link w:val="Heading7"/>
+  <w:style w:type="character" w:customStyle="1" w:styleId="Kop7Char">
+    <w:name w:val="Kop 7 Char"/>
+    <w:basedOn w:val="Standaardalinea-lettertype"/>
+    <w:link w:val="Kop7"/>
     <w:uiPriority w:val="9"/>
     <w:semiHidden/>
     <w:rsid w:val="008164C1"/>
@@ -3721,10 +3879,10 @@
       <w:color w:val="595959" w:themeColor="text1" w:themeTint="A6"/>
     </w:rPr>
   </w:style>
-  <w:style w:type="character" w:customStyle="1" w:styleId="Heading8Char">
-    <w:name w:val="Heading 8 Char"/>
-    <w:basedOn w:val="DefaultParagraphFont"/>
-    <w:link w:val="Heading8"/>
+  <w:style w:type="character" w:customStyle="1" w:styleId="Kop8Char">
+    <w:name w:val="Kop 8 Char"/>
+    <w:basedOn w:val="Standaardalinea-lettertype"/>
+    <w:link w:val="Kop8"/>
     <w:uiPriority w:val="9"/>
     <w:semiHidden/>
     <w:rsid w:val="008164C1"/>
@@ -3735,10 +3893,10 @@
       <w:color w:val="272727" w:themeColor="text1" w:themeTint="D8"/>
     </w:rPr>
   </w:style>
-  <w:style w:type="character" w:customStyle="1" w:styleId="Heading9Char">
-    <w:name w:val="Heading 9 Char"/>
-    <w:basedOn w:val="DefaultParagraphFont"/>
-    <w:link w:val="Heading9"/>
+  <w:style w:type="character" w:customStyle="1" w:styleId="Kop9Char">
+    <w:name w:val="Kop 9 Char"/>
+    <w:basedOn w:val="Standaardalinea-lettertype"/>
+    <w:link w:val="Kop9"/>
     <w:uiPriority w:val="9"/>
     <w:semiHidden/>
     <w:rsid w:val="008164C1"/>
@@ -3747,11 +3905,11 @@
       <w:color w:val="272727" w:themeColor="text1" w:themeTint="D8"/>
     </w:rPr>
   </w:style>
-  <w:style w:type="paragraph" w:styleId="Title">
+  <w:style w:type="paragraph" w:styleId="Titel">
     <w:name w:val="Title"/>
-    <w:basedOn w:val="Normal"/>
-    <w:next w:val="Normal"/>
-    <w:link w:val="TitleChar"/>
+    <w:basedOn w:val="Standaard"/>
+    <w:next w:val="Standaard"/>
+    <w:link w:val="TitelChar"/>
     <w:uiPriority w:val="10"/>
     <w:qFormat/>
     <w:rsid w:val="008164C1"/>
@@ -3767,10 +3925,10 @@
       <w:szCs w:val="56"/>
     </w:rPr>
   </w:style>
-  <w:style w:type="character" w:customStyle="1" w:styleId="TitleChar">
-    <w:name w:val="Title Char"/>
-    <w:basedOn w:val="DefaultParagraphFont"/>
-    <w:link w:val="Title"/>
+  <w:style w:type="character" w:customStyle="1" w:styleId="TitelChar">
+    <w:name w:val="Titel Char"/>
+    <w:basedOn w:val="Standaardalinea-lettertype"/>
+    <w:link w:val="Titel"/>
     <w:uiPriority w:val="10"/>
     <w:rsid w:val="008164C1"/>
     <w:rPr>
@@ -3781,11 +3939,11 @@
       <w:szCs w:val="56"/>
     </w:rPr>
   </w:style>
-  <w:style w:type="paragraph" w:styleId="Subtitle">
+  <w:style w:type="paragraph" w:styleId="Ondertitel">
     <w:name w:val="Subtitle"/>
-    <w:basedOn w:val="Normal"/>
-    <w:next w:val="Normal"/>
-    <w:link w:val="SubtitleChar"/>
+    <w:basedOn w:val="Standaard"/>
+    <w:next w:val="Standaard"/>
+    <w:link w:val="OndertitelChar"/>
     <w:uiPriority w:val="11"/>
     <w:qFormat/>
     <w:rsid w:val="008164C1"/>
@@ -3802,10 +3960,10 @@
       <w:szCs w:val="28"/>
     </w:rPr>
   </w:style>
-  <w:style w:type="character" w:customStyle="1" w:styleId="SubtitleChar">
-    <w:name w:val="Subtitle Char"/>
-    <w:basedOn w:val="DefaultParagraphFont"/>
-    <w:link w:val="Subtitle"/>
+  <w:style w:type="character" w:customStyle="1" w:styleId="OndertitelChar">
+    <w:name w:val="Ondertitel Char"/>
+    <w:basedOn w:val="Standaardalinea-lettertype"/>
+    <w:link w:val="Ondertitel"/>
     <w:uiPriority w:val="11"/>
     <w:rsid w:val="008164C1"/>
     <w:rPr>
@@ -3816,11 +3974,11 @@
       <w:szCs w:val="28"/>
     </w:rPr>
   </w:style>
-  <w:style w:type="paragraph" w:styleId="Quote">
+  <w:style w:type="paragraph" w:styleId="Citaat">
     <w:name w:val="Quote"/>
-    <w:basedOn w:val="Normal"/>
-    <w:next w:val="Normal"/>
-    <w:link w:val="QuoteChar"/>
+    <w:basedOn w:val="Standaard"/>
+    <w:next w:val="Standaard"/>
+    <w:link w:val="CitaatChar"/>
     <w:uiPriority w:val="29"/>
     <w:qFormat/>
     <w:rsid w:val="008164C1"/>
@@ -3834,10 +3992,10 @@
       <w:color w:val="404040" w:themeColor="text1" w:themeTint="BF"/>
     </w:rPr>
   </w:style>
-  <w:style w:type="character" w:customStyle="1" w:styleId="QuoteChar">
-    <w:name w:val="Quote Char"/>
-    <w:basedOn w:val="DefaultParagraphFont"/>
-    <w:link w:val="Quote"/>
+  <w:style w:type="character" w:customStyle="1" w:styleId="CitaatChar">
+    <w:name w:val="Citaat Char"/>
+    <w:basedOn w:val="Standaardalinea-lettertype"/>
+    <w:link w:val="Citaat"/>
     <w:uiPriority w:val="29"/>
     <w:rsid w:val="008164C1"/>
     <w:rPr>
@@ -3846,9 +4004,9 @@
       <w:color w:val="404040" w:themeColor="text1" w:themeTint="BF"/>
     </w:rPr>
   </w:style>
-  <w:style w:type="paragraph" w:styleId="ListParagraph">
+  <w:style w:type="paragraph" w:styleId="Lijstalinea">
     <w:name w:val="List Paragraph"/>
-    <w:basedOn w:val="Normal"/>
+    <w:basedOn w:val="Standaard"/>
     <w:uiPriority w:val="34"/>
     <w:qFormat/>
     <w:rsid w:val="008164C1"/>
@@ -3857,9 +4015,9 @@
       <w:contextualSpacing/>
     </w:pPr>
   </w:style>
-  <w:style w:type="character" w:styleId="IntenseEmphasis">
+  <w:style w:type="character" w:styleId="Intensievebenadrukking">
     <w:name w:val="Intense Emphasis"/>
-    <w:basedOn w:val="DefaultParagraphFont"/>
+    <w:basedOn w:val="Standaardalinea-lettertype"/>
     <w:uiPriority w:val="21"/>
     <w:qFormat/>
     <w:rsid w:val="008164C1"/>
@@ -3869,11 +4027,11 @@
       <w:color w:val="0F4761" w:themeColor="accent1" w:themeShade="BF"/>
     </w:rPr>
   </w:style>
-  <w:style w:type="paragraph" w:styleId="IntenseQuote">
+  <w:style w:type="paragraph" w:styleId="Duidelijkcitaat">
     <w:name w:val="Intense Quote"/>
-    <w:basedOn w:val="Normal"/>
-    <w:next w:val="Normal"/>
-    <w:link w:val="IntenseQuoteChar"/>
+    <w:basedOn w:val="Standaard"/>
+    <w:next w:val="Standaard"/>
+    <w:link w:val="DuidelijkcitaatChar"/>
     <w:uiPriority w:val="30"/>
     <w:qFormat/>
     <w:rsid w:val="008164C1"/>
@@ -3892,10 +4050,10 @@
       <w:color w:val="0F4761" w:themeColor="accent1" w:themeShade="BF"/>
     </w:rPr>
   </w:style>
-  <w:style w:type="character" w:customStyle="1" w:styleId="IntenseQuoteChar">
-    <w:name w:val="Intense Quote Char"/>
-    <w:basedOn w:val="DefaultParagraphFont"/>
-    <w:link w:val="IntenseQuote"/>
+  <w:style w:type="character" w:customStyle="1" w:styleId="DuidelijkcitaatChar">
+    <w:name w:val="Duidelijk citaat Char"/>
+    <w:basedOn w:val="Standaardalinea-lettertype"/>
+    <w:link w:val="Duidelijkcitaat"/>
     <w:uiPriority w:val="30"/>
     <w:rsid w:val="008164C1"/>
     <w:rPr>
@@ -3904,9 +4062,9 @@
       <w:color w:val="0F4761" w:themeColor="accent1" w:themeShade="BF"/>
     </w:rPr>
   </w:style>
-  <w:style w:type="character" w:styleId="IntenseReference">
+  <w:style w:type="character" w:styleId="Intensieveverwijzing">
     <w:name w:val="Intense Reference"/>
-    <w:basedOn w:val="DefaultParagraphFont"/>
+    <w:basedOn w:val="Standaardalinea-lettertype"/>
     <w:uiPriority w:val="32"/>
     <w:qFormat/>
     <w:rsid w:val="008164C1"/>
@@ -3920,7 +4078,7 @@
   </w:style>
   <w:style w:type="character" w:styleId="Hyperlink">
     <w:name w:val="Hyperlink"/>
-    <w:basedOn w:val="DefaultParagraphFont"/>
+    <w:basedOn w:val="Standaardalinea-lettertype"/>
     <w:uiPriority w:val="99"/>
     <w:unhideWhenUsed/>
     <w:rsid w:val="00A21A69"/>
@@ -3929,9 +4087,9 @@
       <w:u w:val="single"/>
     </w:rPr>
   </w:style>
-  <w:style w:type="character" w:styleId="UnresolvedMention">
+  <w:style w:type="character" w:styleId="Onopgelostemelding">
     <w:name w:val="Unresolved Mention"/>
-    <w:basedOn w:val="DefaultParagraphFont"/>
+    <w:basedOn w:val="Standaardalinea-lettertype"/>
     <w:uiPriority w:val="99"/>
     <w:semiHidden/>
     <w:unhideWhenUsed/>
@@ -3941,9 +4099,9 @@
       <w:shd w:val="clear" w:color="auto" w:fill="E1DFDD"/>
     </w:rPr>
   </w:style>
-  <w:style w:type="table" w:styleId="TableGrid">
+  <w:style w:type="table" w:styleId="Tabelraster">
     <w:name w:val="Table Grid"/>
-    <w:basedOn w:val="TableNormal"/>
+    <w:basedOn w:val="Standaardtabel"/>
     <w:uiPriority w:val="39"/>
     <w:rsid w:val="008B68B2"/>
     <w:pPr>
@@ -3960,9 +4118,9 @@
       </w:tblBorders>
     </w:tblPr>
   </w:style>
-  <w:style w:type="table" w:styleId="TableGridLight">
+  <w:style w:type="table" w:styleId="Tabelrasterlicht">
     <w:name w:val="Grid Table Light"/>
-    <w:basedOn w:val="TableNormal"/>
+    <w:basedOn w:val="Standaardtabel"/>
     <w:uiPriority w:val="40"/>
     <w:rsid w:val="008B68B2"/>
     <w:pPr>
@@ -3981,8 +4139,8 @@
   </w:style>
   <w:style w:type="paragraph" w:customStyle="1" w:styleId="Style3">
     <w:name w:val="Style3"/>
-    <w:basedOn w:val="Heading2"/>
-    <w:next w:val="Normal"/>
+    <w:basedOn w:val="Kop2"/>
+    <w:next w:val="Standaard"/>
     <w:qFormat/>
     <w:rsid w:val="001A2916"/>
     <w:rPr>
@@ -3991,10 +4149,10 @@
       <w:lang w:val="nl-NL"/>
     </w:rPr>
   </w:style>
-  <w:style w:type="paragraph" w:styleId="Footer">
+  <w:style w:type="paragraph" w:styleId="Voettekst">
     <w:name w:val="footer"/>
-    <w:basedOn w:val="Normal"/>
-    <w:link w:val="FooterChar"/>
+    <w:basedOn w:val="Standaard"/>
+    <w:link w:val="VoettekstChar"/>
     <w:uiPriority w:val="99"/>
     <w:unhideWhenUsed/>
     <w:rsid w:val="00061E4D"/>
@@ -4006,25 +4164,25 @@
       <w:spacing w:after="0" w:line="240" w:lineRule="auto"/>
     </w:pPr>
   </w:style>
-  <w:style w:type="character" w:customStyle="1" w:styleId="FooterChar">
-    <w:name w:val="Footer Char"/>
-    <w:basedOn w:val="DefaultParagraphFont"/>
-    <w:link w:val="Footer"/>
+  <w:style w:type="character" w:customStyle="1" w:styleId="VoettekstChar">
+    <w:name w:val="Voettekst Char"/>
+    <w:basedOn w:val="Standaardalinea-lettertype"/>
+    <w:link w:val="Voettekst"/>
     <w:uiPriority w:val="99"/>
     <w:rsid w:val="00061E4D"/>
   </w:style>
-  <w:style w:type="character" w:styleId="PageNumber">
+  <w:style w:type="character" w:styleId="Paginanummer">
     <w:name w:val="page number"/>
-    <w:basedOn w:val="DefaultParagraphFont"/>
+    <w:basedOn w:val="Standaardalinea-lettertype"/>
     <w:uiPriority w:val="99"/>
     <w:semiHidden/>
     <w:unhideWhenUsed/>
     <w:rsid w:val="00061E4D"/>
   </w:style>
-  <w:style w:type="paragraph" w:styleId="TOCHeading">
+  <w:style w:type="paragraph" w:styleId="Kopvaninhoudsopgave">
     <w:name w:val="TOC Heading"/>
-    <w:basedOn w:val="Heading1"/>
-    <w:next w:val="Normal"/>
+    <w:basedOn w:val="Kop1"/>
+    <w:next w:val="Standaard"/>
     <w:uiPriority w:val="39"/>
     <w:unhideWhenUsed/>
     <w:qFormat/>
@@ -4042,10 +4200,10 @@
       <w14:ligatures w14:val="none"/>
     </w:rPr>
   </w:style>
-  <w:style w:type="paragraph" w:styleId="TOC1">
+  <w:style w:type="paragraph" w:styleId="Inhopg1">
     <w:name w:val="toc 1"/>
-    <w:basedOn w:val="Normal"/>
-    <w:next w:val="Normal"/>
+    <w:basedOn w:val="Standaard"/>
+    <w:next w:val="Standaard"/>
     <w:autoRedefine/>
     <w:uiPriority w:val="39"/>
     <w:unhideWhenUsed/>
@@ -4060,10 +4218,10 @@
       <w:iCs/>
     </w:rPr>
   </w:style>
-  <w:style w:type="paragraph" w:styleId="TOC2">
+  <w:style w:type="paragraph" w:styleId="Inhopg2">
     <w:name w:val="toc 2"/>
-    <w:basedOn w:val="Normal"/>
-    <w:next w:val="Normal"/>
+    <w:basedOn w:val="Standaard"/>
+    <w:next w:val="Standaard"/>
     <w:autoRedefine/>
     <w:uiPriority w:val="39"/>
     <w:semiHidden/>
@@ -4080,10 +4238,10 @@
       <w:szCs w:val="22"/>
     </w:rPr>
   </w:style>
-  <w:style w:type="paragraph" w:styleId="TOC3">
+  <w:style w:type="paragraph" w:styleId="Inhopg3">
     <w:name w:val="toc 3"/>
-    <w:basedOn w:val="Normal"/>
-    <w:next w:val="Normal"/>
+    <w:basedOn w:val="Standaard"/>
+    <w:next w:val="Standaard"/>
     <w:autoRedefine/>
     <w:uiPriority w:val="39"/>
     <w:semiHidden/>
@@ -4098,10 +4256,10 @@
       <w:szCs w:val="20"/>
     </w:rPr>
   </w:style>
-  <w:style w:type="paragraph" w:styleId="TOC4">
+  <w:style w:type="paragraph" w:styleId="Inhopg4">
     <w:name w:val="toc 4"/>
-    <w:basedOn w:val="Normal"/>
-    <w:next w:val="Normal"/>
+    <w:basedOn w:val="Standaard"/>
+    <w:next w:val="Standaard"/>
     <w:autoRedefine/>
     <w:uiPriority w:val="39"/>
     <w:semiHidden/>
@@ -4116,10 +4274,10 @@
       <w:szCs w:val="20"/>
     </w:rPr>
   </w:style>
-  <w:style w:type="paragraph" w:styleId="TOC5">
+  <w:style w:type="paragraph" w:styleId="Inhopg5">
     <w:name w:val="toc 5"/>
-    <w:basedOn w:val="Normal"/>
-    <w:next w:val="Normal"/>
+    <w:basedOn w:val="Standaard"/>
+    <w:next w:val="Standaard"/>
     <w:autoRedefine/>
     <w:uiPriority w:val="39"/>
     <w:semiHidden/>
@@ -4134,10 +4292,10 @@
       <w:szCs w:val="20"/>
     </w:rPr>
   </w:style>
-  <w:style w:type="paragraph" w:styleId="TOC6">
+  <w:style w:type="paragraph" w:styleId="Inhopg6">
     <w:name w:val="toc 6"/>
-    <w:basedOn w:val="Normal"/>
-    <w:next w:val="Normal"/>
+    <w:basedOn w:val="Standaard"/>
+    <w:next w:val="Standaard"/>
     <w:autoRedefine/>
     <w:uiPriority w:val="39"/>
     <w:semiHidden/>
@@ -4152,10 +4310,10 @@
       <w:szCs w:val="20"/>
     </w:rPr>
   </w:style>
-  <w:style w:type="paragraph" w:styleId="TOC7">
+  <w:style w:type="paragraph" w:styleId="Inhopg7">
     <w:name w:val="toc 7"/>
-    <w:basedOn w:val="Normal"/>
-    <w:next w:val="Normal"/>
+    <w:basedOn w:val="Standaard"/>
+    <w:next w:val="Standaard"/>
     <w:autoRedefine/>
     <w:uiPriority w:val="39"/>
     <w:semiHidden/>
@@ -4170,10 +4328,10 @@
       <w:szCs w:val="20"/>
     </w:rPr>
   </w:style>
-  <w:style w:type="paragraph" w:styleId="TOC8">
+  <w:style w:type="paragraph" w:styleId="Inhopg8">
     <w:name w:val="toc 8"/>
-    <w:basedOn w:val="Normal"/>
-    <w:next w:val="Normal"/>
+    <w:basedOn w:val="Standaard"/>
+    <w:next w:val="Standaard"/>
     <w:autoRedefine/>
     <w:uiPriority w:val="39"/>
     <w:semiHidden/>
@@ -4188,10 +4346,10 @@
       <w:szCs w:val="20"/>
     </w:rPr>
   </w:style>
-  <w:style w:type="paragraph" w:styleId="TOC9">
+  <w:style w:type="paragraph" w:styleId="Inhopg9">
     <w:name w:val="toc 9"/>
-    <w:basedOn w:val="Normal"/>
-    <w:next w:val="Normal"/>
+    <w:basedOn w:val="Standaard"/>
+    <w:next w:val="Standaard"/>
     <w:autoRedefine/>
     <w:uiPriority w:val="39"/>
     <w:semiHidden/>

--- a/Opleverset_Project_5-6/Verslagen/Probleemomschrijving drone.docx
+++ b/Opleverset_Project_5-6/Verslagen/Probleemomschrijving drone.docx
@@ -161,16 +161,8 @@
         <w:rPr>
           <w:lang w:val="nl-NL"/>
         </w:rPr>
-        <w:t xml:space="preserve">Dennis </w:t>
-      </w:r>
-      <w:proofErr w:type="spellStart"/>
-      <w:r>
-        <w:rPr>
-          <w:lang w:val="nl-NL"/>
-        </w:rPr>
-        <w:t>Zejnilovic</w:t>
-      </w:r>
-      <w:proofErr w:type="spellEnd"/>
+        <w:t>Dennis Zejnilovic</w:t>
+      </w:r>
       <w:r>
         <w:rPr>
           <w:lang w:val="nl-NL"/>
@@ -391,7 +383,7 @@
       <w:sdtContent>
         <w:p>
           <w:pPr>
-            <w:pStyle w:val="Kopvaninhoudsopgave"/>
+            <w:pStyle w:val="TOCHeading"/>
           </w:pPr>
           <w:proofErr w:type="spellStart"/>
           <w:r>
@@ -401,11 +393,16 @@
         </w:p>
         <w:p>
           <w:pPr>
-            <w:pStyle w:val="Inhopg1"/>
+            <w:pStyle w:val="TOC1"/>
             <w:tabs>
               <w:tab w:val="right" w:leader="dot" w:pos="9350"/>
             </w:tabs>
             <w:rPr>
+              <w:rFonts w:eastAsiaTheme="minorEastAsia"/>
+              <w:b w:val="0"/>
+              <w:bCs w:val="0"/>
+              <w:i w:val="0"/>
+              <w:iCs w:val="0"/>
               <w:noProof/>
             </w:rPr>
           </w:pPr>
@@ -426,11 +423,12 @@
             </w:rPr>
             <w:fldChar w:fldCharType="separate"/>
           </w:r>
-          <w:hyperlink w:anchor="_Toc220413529" w:history="1">
+          <w:hyperlink w:anchor="_Toc220879497" w:history="1">
             <w:r>
               <w:rPr>
                 <w:rStyle w:val="Hyperlink"/>
                 <w:noProof/>
+                <w:lang w:val="nl-NL"/>
               </w:rPr>
               <w:t>Context</w:t>
             </w:r>
@@ -453,7 +451,7 @@
                 <w:noProof/>
                 <w:webHidden/>
               </w:rPr>
-              <w:instrText xml:space="preserve"> PAGEREF _Toc220413529 \h </w:instrText>
+              <w:instrText xml:space="preserve"> PAGEREF _Toc220879497 \h </w:instrText>
             </w:r>
             <w:r>
               <w:rPr>
@@ -486,15 +484,20 @@
         </w:p>
         <w:p>
           <w:pPr>
-            <w:pStyle w:val="Inhopg1"/>
+            <w:pStyle w:val="TOC1"/>
             <w:tabs>
               <w:tab w:val="right" w:leader="dot" w:pos="9350"/>
             </w:tabs>
             <w:rPr>
+              <w:rFonts w:eastAsiaTheme="minorEastAsia"/>
+              <w:b w:val="0"/>
+              <w:bCs w:val="0"/>
+              <w:i w:val="0"/>
+              <w:iCs w:val="0"/>
               <w:noProof/>
             </w:rPr>
           </w:pPr>
-          <w:hyperlink w:anchor="_Toc220413530" w:history="1">
+          <w:hyperlink w:anchor="_Toc220879498" w:history="1">
             <w:r>
               <w:rPr>
                 <w:rStyle w:val="Hyperlink"/>
@@ -522,7 +525,7 @@
                 <w:noProof/>
                 <w:webHidden/>
               </w:rPr>
-              <w:instrText xml:space="preserve"> PAGEREF _Toc220413530 \h </w:instrText>
+              <w:instrText xml:space="preserve"> PAGEREF _Toc220879498 \h </w:instrText>
             </w:r>
             <w:r>
               <w:rPr>
@@ -555,15 +558,20 @@
         </w:p>
         <w:p>
           <w:pPr>
-            <w:pStyle w:val="Inhopg1"/>
+            <w:pStyle w:val="TOC1"/>
             <w:tabs>
               <w:tab w:val="right" w:leader="dot" w:pos="9350"/>
             </w:tabs>
             <w:rPr>
+              <w:rFonts w:eastAsiaTheme="minorEastAsia"/>
+              <w:b w:val="0"/>
+              <w:bCs w:val="0"/>
+              <w:i w:val="0"/>
+              <w:iCs w:val="0"/>
               <w:noProof/>
             </w:rPr>
           </w:pPr>
-          <w:hyperlink w:anchor="_Toc220413531" w:history="1">
+          <w:hyperlink w:anchor="_Toc220879499" w:history="1">
             <w:r>
               <w:rPr>
                 <w:rStyle w:val="Hyperlink"/>
@@ -591,7 +599,7 @@
                 <w:noProof/>
                 <w:webHidden/>
               </w:rPr>
-              <w:instrText xml:space="preserve"> PAGEREF _Toc220413531 \h </w:instrText>
+              <w:instrText xml:space="preserve"> PAGEREF _Toc220879499 \h </w:instrText>
             </w:r>
             <w:r>
               <w:rPr>
@@ -624,15 +632,20 @@
         </w:p>
         <w:p>
           <w:pPr>
-            <w:pStyle w:val="Inhopg1"/>
+            <w:pStyle w:val="TOC1"/>
             <w:tabs>
               <w:tab w:val="right" w:leader="dot" w:pos="9350"/>
             </w:tabs>
             <w:rPr>
+              <w:rFonts w:eastAsiaTheme="minorEastAsia"/>
+              <w:b w:val="0"/>
+              <w:bCs w:val="0"/>
+              <w:i w:val="0"/>
+              <w:iCs w:val="0"/>
               <w:noProof/>
             </w:rPr>
           </w:pPr>
-          <w:hyperlink w:anchor="_Toc220413532" w:history="1">
+          <w:hyperlink w:anchor="_Toc220879500" w:history="1">
             <w:r>
               <w:rPr>
                 <w:rStyle w:val="Hyperlink"/>
@@ -660,7 +673,7 @@
                 <w:noProof/>
                 <w:webHidden/>
               </w:rPr>
-              <w:instrText xml:space="preserve"> PAGEREF _Toc220413532 \h </w:instrText>
+              <w:instrText xml:space="preserve"> PAGEREF _Toc220879500 \h </w:instrText>
             </w:r>
             <w:r>
               <w:rPr>
@@ -693,15 +706,20 @@
         </w:p>
         <w:p>
           <w:pPr>
-            <w:pStyle w:val="Inhopg1"/>
+            <w:pStyle w:val="TOC1"/>
             <w:tabs>
               <w:tab w:val="right" w:leader="dot" w:pos="9350"/>
             </w:tabs>
             <w:rPr>
+              <w:rFonts w:eastAsiaTheme="minorEastAsia"/>
+              <w:b w:val="0"/>
+              <w:bCs w:val="0"/>
+              <w:i w:val="0"/>
+              <w:iCs w:val="0"/>
               <w:noProof/>
             </w:rPr>
           </w:pPr>
-          <w:hyperlink w:anchor="_Toc220413533" w:history="1">
+          <w:hyperlink w:anchor="_Toc220879501" w:history="1">
             <w:r>
               <w:rPr>
                 <w:rStyle w:val="Hyperlink"/>
@@ -729,7 +747,7 @@
                 <w:noProof/>
                 <w:webHidden/>
               </w:rPr>
-              <w:instrText xml:space="preserve"> PAGEREF _Toc220413533 \h </w:instrText>
+              <w:instrText xml:space="preserve"> PAGEREF _Toc220879501 \h </w:instrText>
             </w:r>
             <w:r>
               <w:rPr>
@@ -762,15 +780,20 @@
         </w:p>
         <w:p>
           <w:pPr>
-            <w:pStyle w:val="Inhopg1"/>
+            <w:pStyle w:val="TOC1"/>
             <w:tabs>
               <w:tab w:val="right" w:leader="dot" w:pos="9350"/>
             </w:tabs>
             <w:rPr>
+              <w:rFonts w:eastAsiaTheme="minorEastAsia"/>
+              <w:b w:val="0"/>
+              <w:bCs w:val="0"/>
+              <w:i w:val="0"/>
+              <w:iCs w:val="0"/>
               <w:noProof/>
             </w:rPr>
           </w:pPr>
-          <w:hyperlink w:anchor="_Toc220413534" w:history="1">
+          <w:hyperlink w:anchor="_Toc220879502" w:history="1">
             <w:r>
               <w:rPr>
                 <w:rStyle w:val="Hyperlink"/>
@@ -797,7 +820,7 @@
                 <w:noProof/>
                 <w:webHidden/>
               </w:rPr>
-              <w:instrText xml:space="preserve"> PAGEREF _Toc220413534 \h </w:instrText>
+              <w:instrText xml:space="preserve"> PAGEREF _Toc220879502 \h </w:instrText>
             </w:r>
             <w:r>
               <w:rPr>
@@ -941,30 +964,30 @@
     </w:p>
     <w:p>
       <w:pPr>
-        <w:pStyle w:val="Kop1"/>
-      </w:pPr>
-      <w:bookmarkStart w:id="0" w:name="_Toc220413529"/>
+        <w:pStyle w:val="Heading1"/>
+      </w:pPr>
     </w:p>
     <w:p/>
     <w:p/>
     <w:p>
       <w:pPr>
-        <w:pStyle w:val="Kop1"/>
-        <w:rPr>
-          <w:b/>
-          <w:bCs/>
-        </w:rPr>
-      </w:pPr>
-    </w:p>
-    <w:p>
-      <w:pPr>
-        <w:pStyle w:val="Kop1"/>
-        <w:rPr>
-          <w:b/>
-          <w:bCs/>
-          <w:lang w:val="nl-NL"/>
-        </w:rPr>
-      </w:pPr>
+        <w:pStyle w:val="Heading1"/>
+        <w:rPr>
+          <w:b/>
+          <w:bCs/>
+        </w:rPr>
+      </w:pPr>
+    </w:p>
+    <w:p>
+      <w:pPr>
+        <w:pStyle w:val="Heading1"/>
+        <w:rPr>
+          <w:b/>
+          <w:bCs/>
+          <w:lang w:val="nl-NL"/>
+        </w:rPr>
+      </w:pPr>
+      <w:bookmarkStart w:id="0" w:name="_Toc220879497"/>
       <w:r>
         <w:rPr>
           <w:b/>
@@ -1009,14 +1032,14 @@
     </w:p>
     <w:p>
       <w:pPr>
-        <w:pStyle w:val="Kop1"/>
-        <w:rPr>
-          <w:b/>
-          <w:bCs/>
-          <w:lang w:val="nl-NL"/>
-        </w:rPr>
-      </w:pPr>
-      <w:bookmarkStart w:id="1" w:name="_Toc220413530"/>
+        <w:pStyle w:val="Heading1"/>
+        <w:rPr>
+          <w:b/>
+          <w:bCs/>
+          <w:lang w:val="nl-NL"/>
+        </w:rPr>
+      </w:pPr>
+      <w:bookmarkStart w:id="1" w:name="_Toc220879498"/>
       <w:r>
         <w:rPr>
           <w:b/>
@@ -1153,14 +1176,14 @@
     </w:p>
     <w:p>
       <w:pPr>
-        <w:pStyle w:val="Kop1"/>
-        <w:rPr>
-          <w:b/>
-          <w:bCs/>
-          <w:lang w:val="nl-NL"/>
-        </w:rPr>
-      </w:pPr>
-      <w:bookmarkStart w:id="2" w:name="_Toc220413531"/>
+        <w:pStyle w:val="Heading1"/>
+        <w:rPr>
+          <w:b/>
+          <w:bCs/>
+          <w:lang w:val="nl-NL"/>
+        </w:rPr>
+      </w:pPr>
+      <w:bookmarkStart w:id="2" w:name="_Toc220879499"/>
       <w:r>
         <w:rPr>
           <w:b/>
@@ -1398,14 +1421,14 @@
     </w:p>
     <w:p>
       <w:pPr>
-        <w:pStyle w:val="Kop1"/>
-        <w:rPr>
-          <w:b/>
-          <w:bCs/>
-          <w:lang w:val="nl-NL"/>
-        </w:rPr>
-      </w:pPr>
-      <w:bookmarkStart w:id="3" w:name="_Toc220413532"/>
+        <w:pStyle w:val="Heading1"/>
+        <w:rPr>
+          <w:b/>
+          <w:bCs/>
+          <w:lang w:val="nl-NL"/>
+        </w:rPr>
+      </w:pPr>
+      <w:bookmarkStart w:id="3" w:name="_Toc220879500"/>
       <w:r>
         <w:rPr>
           <w:b/>
@@ -1554,14 +1577,14 @@
     </w:p>
     <w:p>
       <w:pPr>
-        <w:pStyle w:val="Kop1"/>
-        <w:rPr>
-          <w:b/>
-          <w:bCs/>
-          <w:lang w:val="nl-NL"/>
-        </w:rPr>
-      </w:pPr>
-      <w:bookmarkStart w:id="4" w:name="_Toc220413533"/>
+        <w:pStyle w:val="Heading1"/>
+        <w:rPr>
+          <w:b/>
+          <w:bCs/>
+          <w:lang w:val="nl-NL"/>
+        </w:rPr>
+      </w:pPr>
+      <w:bookmarkStart w:id="4" w:name="_Toc220879501"/>
       <w:r>
         <w:rPr>
           <w:b/>
@@ -1601,7 +1624,7 @@
     </w:p>
     <w:p>
       <w:pPr>
-        <w:pStyle w:val="Lijstalinea"/>
+        <w:pStyle w:val="ListParagraph"/>
         <w:numPr>
           <w:ilvl w:val="0"/>
           <w:numId w:val="4"/>
@@ -1649,7 +1672,7 @@
     </w:p>
     <w:p>
       <w:pPr>
-        <w:pStyle w:val="Lijstalinea"/>
+        <w:pStyle w:val="ListParagraph"/>
         <w:numPr>
           <w:ilvl w:val="0"/>
           <w:numId w:val="3"/>
@@ -1710,12 +1733,52 @@
           <w:szCs w:val="28"/>
           <w:lang w:val="nl-NL"/>
         </w:rPr>
-        <w:t>Welke software is het meeste geschikt voor het verwerken van alle componenten?</w:t>
-      </w:r>
-    </w:p>
-    <w:p>
-      <w:pPr>
-        <w:pStyle w:val="Lijstalinea"/>
+        <w:t xml:space="preserve">Hoe moeten we </w:t>
+      </w:r>
+      <w:r>
+        <w:rPr>
+          <w:b/>
+          <w:bCs/>
+          <w:sz w:val="28"/>
+          <w:szCs w:val="28"/>
+          <w:lang w:val="nl-NL"/>
+        </w:rPr>
+        <w:t xml:space="preserve">het systeem </w:t>
+      </w:r>
+      <w:r>
+        <w:rPr>
+          <w:b/>
+          <w:bCs/>
+          <w:sz w:val="28"/>
+          <w:szCs w:val="28"/>
+          <w:lang w:val="nl-NL"/>
+        </w:rPr>
+        <w:t>gaan kalibreren om</w:t>
+      </w:r>
+      <w:r>
+        <w:rPr>
+          <w:b/>
+          <w:bCs/>
+          <w:sz w:val="28"/>
+          <w:szCs w:val="28"/>
+          <w:lang w:val="nl-NL"/>
+        </w:rPr>
+        <w:t xml:space="preserve"> op de correcte manier</w:t>
+      </w:r>
+      <w:r>
+        <w:rPr>
+          <w:b/>
+          <w:bCs/>
+          <w:sz w:val="28"/>
+          <w:szCs w:val="28"/>
+          <w:lang w:val="nl-NL"/>
+        </w:rPr>
+        <w:t xml:space="preserve"> gebruik te kunnen maken van stereovisie geometrie?</w:t>
+      </w:r>
+    </w:p>
+    <w:p>
+      <w:pPr>
+        <w:pStyle w:val="ListParagraph"/>
         <w:numPr>
           <w:ilvl w:val="0"/>
           <w:numId w:val="3"/>
@@ -1737,7 +1800,7 @@
           <w:u w:val="single"/>
           <w:lang w:val="nl-NL"/>
         </w:rPr>
-        <w:t>Software</w:t>
+        <w:t>Stereovisie</w:t>
       </w:r>
       <w:r>
         <w:rPr>
@@ -1746,7 +1809,7 @@
           <w:u w:val="single"/>
           <w:lang w:val="nl-NL"/>
         </w:rPr>
-        <w:t xml:space="preserve"> onderzoeksverslag</w:t>
+        <w:t xml:space="preserve"> geometrie</w:t>
       </w:r>
       <w:r>
         <w:rPr>
@@ -1755,7 +1818,16 @@
           <w:u w:val="single"/>
           <w:lang w:val="nl-NL"/>
         </w:rPr>
-        <w:t>.</w:t>
+        <w:t xml:space="preserve"> verslag</w:t>
+      </w:r>
+      <w:r>
+        <w:rPr>
+          <w:b/>
+          <w:bCs/>
+          <w:u w:val="single"/>
+          <w:lang w:val="nl-NL"/>
+        </w:rPr>
+        <w:t xml:space="preserve">. </w:t>
       </w:r>
     </w:p>
     <w:p>
@@ -1776,7 +1848,7 @@
           <w:szCs w:val="28"/>
           <w:lang w:val="nl-NL"/>
         </w:rPr>
-        <w:t xml:space="preserve">Hoe moeten we </w:t>
+        <w:t>Hoe gaan we een gedetecteerd object</w:t>
       </w:r>
       <w:r>
         <w:rPr>
@@ -1786,7 +1858,7 @@
           <w:szCs w:val="28"/>
           <w:lang w:val="nl-NL"/>
         </w:rPr>
-        <w:t xml:space="preserve">het systeem </w:t>
+        <w:t xml:space="preserve"> als punt laten zien in een 2D grafiek</w:t>
       </w:r>
       <w:r>
         <w:rPr>
@@ -1796,32 +1868,12 @@
           <w:szCs w:val="28"/>
           <w:lang w:val="nl-NL"/>
         </w:rPr>
-        <w:t>gaan kalibreren om</w:t>
-      </w:r>
-      <w:r>
-        <w:rPr>
-          <w:b/>
-          <w:bCs/>
-          <w:sz w:val="28"/>
-          <w:szCs w:val="28"/>
-          <w:lang w:val="nl-NL"/>
-        </w:rPr>
-        <w:t xml:space="preserve"> op de correcte manier</w:t>
-      </w:r>
-      <w:r>
-        <w:rPr>
-          <w:b/>
-          <w:bCs/>
-          <w:sz w:val="28"/>
-          <w:szCs w:val="28"/>
-          <w:lang w:val="nl-NL"/>
-        </w:rPr>
-        <w:t xml:space="preserve"> gebruik te kunnen maken van stereovisie geometrie?</w:t>
-      </w:r>
-    </w:p>
-    <w:p>
-      <w:pPr>
-        <w:pStyle w:val="Lijstalinea"/>
+        <w:t>?</w:t>
+      </w:r>
+    </w:p>
+    <w:p>
+      <w:pPr>
+        <w:pStyle w:val="ListParagraph"/>
         <w:numPr>
           <w:ilvl w:val="0"/>
           <w:numId w:val="3"/>
@@ -1835,92 +1887,6 @@
           <w:lang w:val="nl-NL"/>
         </w:rPr>
         <w:lastRenderedPageBreak/>
-        <w:t xml:space="preserve">Onderzoek naar de vraag is terug te zien in het </w:t>
-      </w:r>
-      <w:r>
-        <w:rPr>
-          <w:b/>
-          <w:bCs/>
-          <w:u w:val="single"/>
-          <w:lang w:val="nl-NL"/>
-        </w:rPr>
-        <w:t>Stereovisie</w:t>
-      </w:r>
-      <w:r>
-        <w:rPr>
-          <w:b/>
-          <w:bCs/>
-          <w:u w:val="single"/>
-          <w:lang w:val="nl-NL"/>
-        </w:rPr>
-        <w:t xml:space="preserve"> verslag</w:t>
-      </w:r>
-      <w:r>
-        <w:rPr>
-          <w:b/>
-          <w:bCs/>
-          <w:u w:val="single"/>
-          <w:lang w:val="nl-NL"/>
-        </w:rPr>
-        <w:t>. (Zal nog toegevoegd worden)</w:t>
-      </w:r>
-    </w:p>
-    <w:p>
-      <w:pPr>
-        <w:rPr>
-          <w:b/>
-          <w:bCs/>
-          <w:sz w:val="28"/>
-          <w:szCs w:val="28"/>
-          <w:lang w:val="nl-NL"/>
-        </w:rPr>
-      </w:pPr>
-      <w:r>
-        <w:rPr>
-          <w:b/>
-          <w:bCs/>
-          <w:sz w:val="28"/>
-          <w:szCs w:val="28"/>
-          <w:lang w:val="nl-NL"/>
-        </w:rPr>
-        <w:t>Hoe gaan we een gedetecteerd object</w:t>
-      </w:r>
-      <w:r>
-        <w:rPr>
-          <w:b/>
-          <w:bCs/>
-          <w:sz w:val="28"/>
-          <w:szCs w:val="28"/>
-          <w:lang w:val="nl-NL"/>
-        </w:rPr>
-        <w:t xml:space="preserve"> als punt laten zien in een 2D grafiek</w:t>
-      </w:r>
-      <w:r>
-        <w:rPr>
-          <w:b/>
-          <w:bCs/>
-          <w:sz w:val="28"/>
-          <w:szCs w:val="28"/>
-          <w:lang w:val="nl-NL"/>
-        </w:rPr>
-        <w:t>?</w:t>
-      </w:r>
-    </w:p>
-    <w:p>
-      <w:pPr>
-        <w:pStyle w:val="Lijstalinea"/>
-        <w:numPr>
-          <w:ilvl w:val="0"/>
-          <w:numId w:val="3"/>
-        </w:numPr>
-        <w:rPr>
-          <w:lang w:val="nl-NL"/>
-        </w:rPr>
-      </w:pPr>
-      <w:r>
-        <w:rPr>
-          <w:lang w:val="nl-NL"/>
-        </w:rPr>
         <w:t xml:space="preserve">Onderzoek naar de vraag is terug te zien in het </w:t>
       </w:r>
       <w:hyperlink r:id="rId8" w:tooltip="detectie-punt-krijgen(hoe stereo visie werkt).svg" w:history="1">
@@ -2000,7 +1966,7 @@
     </w:p>
     <w:p>
       <w:pPr>
-        <w:pStyle w:val="Lijstalinea"/>
+        <w:pStyle w:val="ListParagraph"/>
         <w:numPr>
           <w:ilvl w:val="0"/>
           <w:numId w:val="3"/>
@@ -2035,198 +2001,158 @@
           <w:u w:val="single"/>
           <w:lang w:val="nl-NL"/>
         </w:rPr>
-        <w:t xml:space="preserve"> verslag.</w:t>
-      </w:r>
-      <w:r>
-        <w:rPr>
-          <w:b/>
-          <w:bCs/>
+        <w:t xml:space="preserve"> </w:t>
+      </w:r>
+      <w:r>
+        <w:rPr>
+          <w:b/>
+          <w:bCs/>
+          <w:color w:val="000000" w:themeColor="text1"/>
           <w:u w:val="single"/>
           <w:lang w:val="nl-NL"/>
         </w:rPr>
-        <w:t xml:space="preserve"> (Zal nog toegevoegd worden)</w:t>
-      </w:r>
-    </w:p>
-    <w:p>
-      <w:pPr>
-        <w:rPr>
-          <w:lang w:val="nl-NL"/>
-        </w:rPr>
-      </w:pPr>
-    </w:p>
-    <w:p>
-      <w:pPr>
-        <w:pStyle w:val="Lijstalinea"/>
-        <w:rPr>
-          <w:lang w:val="nl-NL"/>
-        </w:rPr>
-      </w:pPr>
-    </w:p>
-    <w:p>
-      <w:pPr>
-        <w:pStyle w:val="Lijstalinea"/>
-        <w:rPr>
-          <w:lang w:val="nl-NL"/>
-        </w:rPr>
-      </w:pPr>
-    </w:p>
-    <w:p>
-      <w:pPr>
-        <w:pStyle w:val="Lijstalinea"/>
-        <w:rPr>
-          <w:lang w:val="nl-NL"/>
-        </w:rPr>
-      </w:pPr>
-    </w:p>
-    <w:p>
-      <w:pPr>
-        <w:pStyle w:val="Lijstalinea"/>
-        <w:rPr>
-          <w:lang w:val="nl-NL"/>
-        </w:rPr>
-      </w:pPr>
-    </w:p>
-    <w:p>
-      <w:pPr>
-        <w:pStyle w:val="Lijstalinea"/>
-        <w:rPr>
-          <w:lang w:val="nl-NL"/>
-        </w:rPr>
-      </w:pPr>
-    </w:p>
-    <w:p>
-      <w:pPr>
-        <w:pStyle w:val="Lijstalinea"/>
-        <w:rPr>
-          <w:lang w:val="nl-NL"/>
-        </w:rPr>
-      </w:pPr>
-    </w:p>
-    <w:p>
-      <w:pPr>
-        <w:pStyle w:val="Lijstalinea"/>
-        <w:rPr>
-          <w:lang w:val="nl-NL"/>
-        </w:rPr>
-      </w:pPr>
-    </w:p>
-    <w:p>
-      <w:pPr>
-        <w:pStyle w:val="Lijstalinea"/>
-        <w:rPr>
-          <w:lang w:val="nl-NL"/>
-        </w:rPr>
-      </w:pPr>
-    </w:p>
-    <w:p>
-      <w:pPr>
-        <w:pStyle w:val="Lijstalinea"/>
-        <w:rPr>
-          <w:lang w:val="nl-NL"/>
-        </w:rPr>
-      </w:pPr>
-    </w:p>
-    <w:p>
-      <w:pPr>
-        <w:pStyle w:val="Lijstalinea"/>
-        <w:rPr>
-          <w:lang w:val="nl-NL"/>
-        </w:rPr>
-      </w:pPr>
-    </w:p>
-    <w:p>
-      <w:pPr>
-        <w:pStyle w:val="Lijstalinea"/>
-        <w:rPr>
-          <w:lang w:val="nl-NL"/>
-        </w:rPr>
-      </w:pPr>
-    </w:p>
-    <w:p>
-      <w:pPr>
-        <w:pStyle w:val="Lijstalinea"/>
-        <w:rPr>
-          <w:lang w:val="nl-NL"/>
-        </w:rPr>
-      </w:pPr>
-    </w:p>
-    <w:p>
-      <w:pPr>
-        <w:pStyle w:val="Lijstalinea"/>
-        <w:rPr>
-          <w:lang w:val="nl-NL"/>
-        </w:rPr>
-      </w:pPr>
-    </w:p>
-    <w:p>
-      <w:pPr>
-        <w:pStyle w:val="Lijstalinea"/>
-        <w:rPr>
-          <w:lang w:val="nl-NL"/>
-        </w:rPr>
-      </w:pPr>
-    </w:p>
-    <w:p>
-      <w:pPr>
-        <w:pStyle w:val="Lijstalinea"/>
-        <w:rPr>
-          <w:lang w:val="nl-NL"/>
-        </w:rPr>
-      </w:pPr>
-    </w:p>
-    <w:p>
-      <w:pPr>
-        <w:pStyle w:val="Lijstalinea"/>
-        <w:rPr>
-          <w:lang w:val="nl-NL"/>
-        </w:rPr>
-      </w:pPr>
-    </w:p>
-    <w:p>
-      <w:pPr>
-        <w:rPr>
-          <w:lang w:val="nl-NL"/>
-        </w:rPr>
-      </w:pPr>
-    </w:p>
-    <w:p>
-      <w:pPr>
-        <w:pStyle w:val="Lijstalinea"/>
-        <w:rPr>
-          <w:lang w:val="nl-NL"/>
-        </w:rPr>
-      </w:pPr>
-    </w:p>
-    <w:p>
-      <w:pPr>
-        <w:pStyle w:val="Lijstalinea"/>
-        <w:rPr>
-          <w:lang w:val="nl-NL"/>
-        </w:rPr>
-      </w:pPr>
-    </w:p>
-    <w:p>
-      <w:pPr>
-        <w:pStyle w:val="Kop1"/>
-        <w:rPr>
-          <w:b/>
-          <w:bCs/>
-        </w:rPr>
-      </w:pPr>
-      <w:bookmarkStart w:id="5" w:name="_Toc220413534"/>
-      <w:r>
-        <w:rPr>
-          <w:b/>
-          <w:bCs/>
-        </w:rPr>
-        <w:lastRenderedPageBreak/>
+        <w:t>Onderzoeksverslag</w:t>
+      </w:r>
+    </w:p>
+    <w:p>
+      <w:pPr>
+        <w:rPr>
+          <w:lang w:val="nl-NL"/>
+        </w:rPr>
+      </w:pPr>
+    </w:p>
+    <w:p>
+      <w:pPr>
+        <w:pStyle w:val="ListParagraph"/>
+        <w:rPr>
+          <w:lang w:val="nl-NL"/>
+        </w:rPr>
+      </w:pPr>
+    </w:p>
+    <w:p>
+      <w:pPr>
+        <w:pStyle w:val="ListParagraph"/>
+        <w:rPr>
+          <w:lang w:val="nl-NL"/>
+        </w:rPr>
+      </w:pPr>
+    </w:p>
+    <w:p>
+      <w:pPr>
+        <w:pStyle w:val="ListParagraph"/>
+        <w:rPr>
+          <w:lang w:val="nl-NL"/>
+        </w:rPr>
+      </w:pPr>
+    </w:p>
+    <w:p>
+      <w:pPr>
+        <w:pStyle w:val="ListParagraph"/>
+        <w:rPr>
+          <w:lang w:val="nl-NL"/>
+        </w:rPr>
+      </w:pPr>
+    </w:p>
+    <w:p>
+      <w:pPr>
+        <w:pStyle w:val="ListParagraph"/>
+        <w:rPr>
+          <w:lang w:val="nl-NL"/>
+        </w:rPr>
+      </w:pPr>
+    </w:p>
+    <w:p>
+      <w:pPr>
+        <w:pStyle w:val="ListParagraph"/>
+        <w:rPr>
+          <w:lang w:val="nl-NL"/>
+        </w:rPr>
+      </w:pPr>
+    </w:p>
+    <w:p>
+      <w:pPr>
+        <w:pStyle w:val="ListParagraph"/>
+        <w:rPr>
+          <w:lang w:val="nl-NL"/>
+        </w:rPr>
+      </w:pPr>
+    </w:p>
+    <w:p>
+      <w:pPr>
+        <w:pStyle w:val="ListParagraph"/>
+        <w:rPr>
+          <w:lang w:val="nl-NL"/>
+        </w:rPr>
+      </w:pPr>
+    </w:p>
+    <w:p>
+      <w:pPr>
+        <w:pStyle w:val="ListParagraph"/>
+        <w:rPr>
+          <w:lang w:val="nl-NL"/>
+        </w:rPr>
+      </w:pPr>
+    </w:p>
+    <w:p>
+      <w:pPr>
+        <w:pStyle w:val="ListParagraph"/>
+        <w:rPr>
+          <w:lang w:val="nl-NL"/>
+        </w:rPr>
+      </w:pPr>
+    </w:p>
+    <w:p>
+      <w:pPr>
+        <w:pStyle w:val="ListParagraph"/>
+        <w:rPr>
+          <w:lang w:val="nl-NL"/>
+        </w:rPr>
+      </w:pPr>
+    </w:p>
+    <w:p>
+      <w:pPr>
+        <w:pStyle w:val="ListParagraph"/>
+        <w:rPr>
+          <w:lang w:val="nl-NL"/>
+        </w:rPr>
+      </w:pPr>
+    </w:p>
+    <w:p>
+      <w:pPr>
+        <w:pStyle w:val="ListParagraph"/>
+        <w:rPr>
+          <w:lang w:val="nl-NL"/>
+        </w:rPr>
+      </w:pPr>
+    </w:p>
+    <w:p>
+      <w:pPr>
+        <w:rPr>
+          <w:lang w:val="nl-NL"/>
+        </w:rPr>
+      </w:pPr>
+    </w:p>
+    <w:p>
+      <w:pPr>
+        <w:pStyle w:val="Heading1"/>
+        <w:rPr>
+          <w:b/>
+          <w:bCs/>
+        </w:rPr>
+      </w:pPr>
+      <w:bookmarkStart w:id="5" w:name="_Toc220879502"/>
+      <w:r>
+        <w:rPr>
+          <w:b/>
+          <w:bCs/>
+        </w:rPr>
         <w:t>Changelog</w:t>
       </w:r>
       <w:bookmarkEnd w:id="5"/>
     </w:p>
     <w:tbl>
       <w:tblPr>
-        <w:tblStyle w:val="Tabelraster"/>
+        <w:tblStyle w:val="TableGrid"/>
         <w:tblW w:w="0" w:type="auto"/>
         <w:tblLook w:val="04A0" w:firstRow="1" w:lastRow="0" w:firstColumn="1" w:lastColumn="0" w:noHBand="0" w:noVBand="1"/>
       </w:tblPr>
@@ -2571,7 +2497,7 @@
   <w:sdt>
     <w:sdtPr>
       <w:rPr>
-        <w:rStyle w:val="Paginanummer"/>
+        <w:rStyle w:val="PageNumber"/>
       </w:rPr>
       <w:id w:val="591588536"/>
       <w:docPartObj>
@@ -2582,33 +2508,33 @@
     <w:sdtContent>
       <w:p>
         <w:pPr>
-          <w:pStyle w:val="Voettekst"/>
+          <w:pStyle w:val="Footer"/>
           <w:framePr w:wrap="none" w:vAnchor="text" w:hAnchor="margin" w:xAlign="right" w:y="1"/>
           <w:rPr>
-            <w:rStyle w:val="Paginanummer"/>
+            <w:rStyle w:val="PageNumber"/>
           </w:rPr>
         </w:pPr>
         <w:r>
           <w:rPr>
-            <w:rStyle w:val="Paginanummer"/>
+            <w:rStyle w:val="PageNumber"/>
           </w:rPr>
           <w:fldChar w:fldCharType="begin"/>
         </w:r>
         <w:r>
           <w:rPr>
-            <w:rStyle w:val="Paginanummer"/>
+            <w:rStyle w:val="PageNumber"/>
           </w:rPr>
           <w:instrText xml:space="preserve"> PAGE </w:instrText>
         </w:r>
         <w:r>
           <w:rPr>
-            <w:rStyle w:val="Paginanummer"/>
+            <w:rStyle w:val="PageNumber"/>
           </w:rPr>
           <w:fldChar w:fldCharType="separate"/>
         </w:r>
         <w:r>
           <w:rPr>
-            <w:rStyle w:val="Paginanummer"/>
+            <w:rStyle w:val="PageNumber"/>
           </w:rPr>
           <w:fldChar w:fldCharType="end"/>
         </w:r>
@@ -2617,7 +2543,7 @@
   </w:sdt>
   <w:p>
     <w:pPr>
-      <w:pStyle w:val="Voettekst"/>
+      <w:pStyle w:val="Footer"/>
       <w:ind w:right="360"/>
     </w:pPr>
   </w:p>
@@ -2629,7 +2555,7 @@
   <w:sdt>
     <w:sdtPr>
       <w:rPr>
-        <w:rStyle w:val="Paginanummer"/>
+        <w:rStyle w:val="PageNumber"/>
       </w:rPr>
       <w:id w:val="-1041199843"/>
       <w:docPartObj>
@@ -2640,40 +2566,40 @@
     <w:sdtContent>
       <w:p>
         <w:pPr>
-          <w:pStyle w:val="Voettekst"/>
+          <w:pStyle w:val="Footer"/>
           <w:framePr w:wrap="none" w:vAnchor="text" w:hAnchor="margin" w:xAlign="right" w:y="1"/>
           <w:rPr>
-            <w:rStyle w:val="Paginanummer"/>
+            <w:rStyle w:val="PageNumber"/>
           </w:rPr>
         </w:pPr>
         <w:r>
           <w:rPr>
-            <w:rStyle w:val="Paginanummer"/>
+            <w:rStyle w:val="PageNumber"/>
           </w:rPr>
           <w:fldChar w:fldCharType="begin"/>
         </w:r>
         <w:r>
           <w:rPr>
-            <w:rStyle w:val="Paginanummer"/>
+            <w:rStyle w:val="PageNumber"/>
           </w:rPr>
           <w:instrText xml:space="preserve"> PAGE </w:instrText>
         </w:r>
         <w:r>
           <w:rPr>
-            <w:rStyle w:val="Paginanummer"/>
+            <w:rStyle w:val="PageNumber"/>
           </w:rPr>
           <w:fldChar w:fldCharType="separate"/>
         </w:r>
         <w:r>
           <w:rPr>
-            <w:rStyle w:val="Paginanummer"/>
+            <w:rStyle w:val="PageNumber"/>
             <w:noProof/>
           </w:rPr>
           <w:t>1</w:t>
         </w:r>
         <w:r>
           <w:rPr>
-            <w:rStyle w:val="Paginanummer"/>
+            <w:rStyle w:val="PageNumber"/>
           </w:rPr>
           <w:fldChar w:fldCharType="end"/>
         </w:r>
@@ -2682,7 +2608,7 @@
   </w:sdt>
   <w:p>
     <w:pPr>
-      <w:pStyle w:val="Voettekst"/>
+      <w:pStyle w:val="Footer"/>
       <w:ind w:right="360"/>
     </w:pPr>
   </w:p>
@@ -3556,15 +3482,15 @@
     <w:lsdException w:name="Unresolved Mention" w:semiHidden="1" w:unhideWhenUsed="1"/>
     <w:lsdException w:name="Smart Link" w:semiHidden="1" w:unhideWhenUsed="1"/>
   </w:latentStyles>
-  <w:style w:type="paragraph" w:default="1" w:styleId="Standaard">
+  <w:style w:type="paragraph" w:default="1" w:styleId="Normal">
     <w:name w:val="Normal"/>
     <w:qFormat/>
   </w:style>
-  <w:style w:type="paragraph" w:styleId="Kop1">
+  <w:style w:type="paragraph" w:styleId="Heading1">
     <w:name w:val="heading 1"/>
-    <w:basedOn w:val="Standaard"/>
-    <w:next w:val="Standaard"/>
-    <w:link w:val="Kop1Char"/>
+    <w:basedOn w:val="Normal"/>
+    <w:next w:val="Normal"/>
+    <w:link w:val="Heading1Char"/>
     <w:uiPriority w:val="9"/>
     <w:qFormat/>
     <w:rsid w:val="008164C1"/>
@@ -3581,11 +3507,11 @@
       <w:szCs w:val="40"/>
     </w:rPr>
   </w:style>
-  <w:style w:type="paragraph" w:styleId="Kop2">
+  <w:style w:type="paragraph" w:styleId="Heading2">
     <w:name w:val="heading 2"/>
-    <w:basedOn w:val="Standaard"/>
-    <w:next w:val="Standaard"/>
-    <w:link w:val="Kop2Char"/>
+    <w:basedOn w:val="Normal"/>
+    <w:next w:val="Normal"/>
+    <w:link w:val="Heading2Char"/>
     <w:uiPriority w:val="9"/>
     <w:semiHidden/>
     <w:unhideWhenUsed/>
@@ -3604,11 +3530,11 @@
       <w:szCs w:val="32"/>
     </w:rPr>
   </w:style>
-  <w:style w:type="paragraph" w:styleId="Kop3">
+  <w:style w:type="paragraph" w:styleId="Heading3">
     <w:name w:val="heading 3"/>
-    <w:basedOn w:val="Standaard"/>
-    <w:next w:val="Standaard"/>
-    <w:link w:val="Kop3Char"/>
+    <w:basedOn w:val="Normal"/>
+    <w:next w:val="Normal"/>
+    <w:link w:val="Heading3Char"/>
     <w:uiPriority w:val="9"/>
     <w:semiHidden/>
     <w:unhideWhenUsed/>
@@ -3627,11 +3553,11 @@
       <w:szCs w:val="28"/>
     </w:rPr>
   </w:style>
-  <w:style w:type="paragraph" w:styleId="Kop4">
+  <w:style w:type="paragraph" w:styleId="Heading4">
     <w:name w:val="heading 4"/>
-    <w:basedOn w:val="Standaard"/>
-    <w:next w:val="Standaard"/>
-    <w:link w:val="Kop4Char"/>
+    <w:basedOn w:val="Normal"/>
+    <w:next w:val="Normal"/>
+    <w:link w:val="Heading4Char"/>
     <w:uiPriority w:val="9"/>
     <w:semiHidden/>
     <w:unhideWhenUsed/>
@@ -3650,11 +3576,11 @@
       <w:color w:val="0F4761" w:themeColor="accent1" w:themeShade="BF"/>
     </w:rPr>
   </w:style>
-  <w:style w:type="paragraph" w:styleId="Kop5">
+  <w:style w:type="paragraph" w:styleId="Heading5">
     <w:name w:val="heading 5"/>
-    <w:basedOn w:val="Standaard"/>
-    <w:next w:val="Standaard"/>
-    <w:link w:val="Kop5Char"/>
+    <w:basedOn w:val="Normal"/>
+    <w:next w:val="Normal"/>
+    <w:link w:val="Heading5Char"/>
     <w:uiPriority w:val="9"/>
     <w:semiHidden/>
     <w:unhideWhenUsed/>
@@ -3671,11 +3597,11 @@
       <w:color w:val="0F4761" w:themeColor="accent1" w:themeShade="BF"/>
     </w:rPr>
   </w:style>
-  <w:style w:type="paragraph" w:styleId="Kop6">
+  <w:style w:type="paragraph" w:styleId="Heading6">
     <w:name w:val="heading 6"/>
-    <w:basedOn w:val="Standaard"/>
-    <w:next w:val="Standaard"/>
-    <w:link w:val="Kop6Char"/>
+    <w:basedOn w:val="Normal"/>
+    <w:next w:val="Normal"/>
+    <w:link w:val="Heading6Char"/>
     <w:uiPriority w:val="9"/>
     <w:semiHidden/>
     <w:unhideWhenUsed/>
@@ -3694,11 +3620,11 @@
       <w:color w:val="595959" w:themeColor="text1" w:themeTint="A6"/>
     </w:rPr>
   </w:style>
-  <w:style w:type="paragraph" w:styleId="Kop7">
+  <w:style w:type="paragraph" w:styleId="Heading7">
     <w:name w:val="heading 7"/>
-    <w:basedOn w:val="Standaard"/>
-    <w:next w:val="Standaard"/>
-    <w:link w:val="Kop7Char"/>
+    <w:basedOn w:val="Normal"/>
+    <w:next w:val="Normal"/>
+    <w:link w:val="Heading7Char"/>
     <w:uiPriority w:val="9"/>
     <w:semiHidden/>
     <w:unhideWhenUsed/>
@@ -3715,11 +3641,11 @@
       <w:color w:val="595959" w:themeColor="text1" w:themeTint="A6"/>
     </w:rPr>
   </w:style>
-  <w:style w:type="paragraph" w:styleId="Kop8">
+  <w:style w:type="paragraph" w:styleId="Heading8">
     <w:name w:val="heading 8"/>
-    <w:basedOn w:val="Standaard"/>
-    <w:next w:val="Standaard"/>
-    <w:link w:val="Kop8Char"/>
+    <w:basedOn w:val="Normal"/>
+    <w:next w:val="Normal"/>
+    <w:link w:val="Heading8Char"/>
     <w:uiPriority w:val="9"/>
     <w:semiHidden/>
     <w:unhideWhenUsed/>
@@ -3738,11 +3664,11 @@
       <w:color w:val="272727" w:themeColor="text1" w:themeTint="D8"/>
     </w:rPr>
   </w:style>
-  <w:style w:type="paragraph" w:styleId="Kop9">
+  <w:style w:type="paragraph" w:styleId="Heading9">
     <w:name w:val="heading 9"/>
-    <w:basedOn w:val="Standaard"/>
-    <w:next w:val="Standaard"/>
-    <w:link w:val="Kop9Char"/>
+    <w:basedOn w:val="Normal"/>
+    <w:next w:val="Normal"/>
+    <w:link w:val="Heading9Char"/>
     <w:uiPriority w:val="9"/>
     <w:semiHidden/>
     <w:unhideWhenUsed/>
@@ -3759,13 +3685,13 @@
       <w:color w:val="272727" w:themeColor="text1" w:themeTint="D8"/>
     </w:rPr>
   </w:style>
-  <w:style w:type="character" w:default="1" w:styleId="Standaardalinea-lettertype">
+  <w:style w:type="character" w:default="1" w:styleId="DefaultParagraphFont">
     <w:name w:val="Default Paragraph Font"/>
     <w:uiPriority w:val="1"/>
     <w:semiHidden/>
     <w:unhideWhenUsed/>
   </w:style>
-  <w:style w:type="table" w:default="1" w:styleId="Standaardtabel">
+  <w:style w:type="table" w:default="1" w:styleId="TableNormal">
     <w:name w:val="Normal Table"/>
     <w:uiPriority w:val="99"/>
     <w:semiHidden/>
@@ -3780,16 +3706,16 @@
       </w:tblCellMar>
     </w:tblPr>
   </w:style>
-  <w:style w:type="numbering" w:default="1" w:styleId="Geenlijst">
+  <w:style w:type="numbering" w:default="1" w:styleId="NoList">
     <w:name w:val="No List"/>
     <w:uiPriority w:val="99"/>
     <w:semiHidden/>
     <w:unhideWhenUsed/>
   </w:style>
-  <w:style w:type="character" w:customStyle="1" w:styleId="Kop1Char">
-    <w:name w:val="Kop 1 Char"/>
-    <w:basedOn w:val="Standaardalinea-lettertype"/>
-    <w:link w:val="Kop1"/>
+  <w:style w:type="character" w:customStyle="1" w:styleId="Heading1Char">
+    <w:name w:val="Heading 1 Char"/>
+    <w:basedOn w:val="DefaultParagraphFont"/>
+    <w:link w:val="Heading1"/>
     <w:uiPriority w:val="9"/>
     <w:rsid w:val="008164C1"/>
     <w:rPr>
@@ -3799,10 +3725,10 @@
       <w:szCs w:val="40"/>
     </w:rPr>
   </w:style>
-  <w:style w:type="character" w:customStyle="1" w:styleId="Kop2Char">
-    <w:name w:val="Kop 2 Char"/>
-    <w:basedOn w:val="Standaardalinea-lettertype"/>
-    <w:link w:val="Kop2"/>
+  <w:style w:type="character" w:customStyle="1" w:styleId="Heading2Char">
+    <w:name w:val="Heading 2 Char"/>
+    <w:basedOn w:val="DefaultParagraphFont"/>
+    <w:link w:val="Heading2"/>
     <w:uiPriority w:val="9"/>
     <w:semiHidden/>
     <w:rsid w:val="008164C1"/>
@@ -3813,10 +3739,10 @@
       <w:szCs w:val="32"/>
     </w:rPr>
   </w:style>
-  <w:style w:type="character" w:customStyle="1" w:styleId="Kop3Char">
-    <w:name w:val="Kop 3 Char"/>
-    <w:basedOn w:val="Standaardalinea-lettertype"/>
-    <w:link w:val="Kop3"/>
+  <w:style w:type="character" w:customStyle="1" w:styleId="Heading3Char">
+    <w:name w:val="Heading 3 Char"/>
+    <w:basedOn w:val="DefaultParagraphFont"/>
+    <w:link w:val="Heading3"/>
     <w:uiPriority w:val="9"/>
     <w:semiHidden/>
     <w:rsid w:val="008164C1"/>
@@ -3827,10 +3753,10 @@
       <w:szCs w:val="28"/>
     </w:rPr>
   </w:style>
-  <w:style w:type="character" w:customStyle="1" w:styleId="Kop4Char">
-    <w:name w:val="Kop 4 Char"/>
-    <w:basedOn w:val="Standaardalinea-lettertype"/>
-    <w:link w:val="Kop4"/>
+  <w:style w:type="character" w:customStyle="1" w:styleId="Heading4Char">
+    <w:name w:val="Heading 4 Char"/>
+    <w:basedOn w:val="DefaultParagraphFont"/>
+    <w:link w:val="Heading4"/>
     <w:uiPriority w:val="9"/>
     <w:semiHidden/>
     <w:rsid w:val="008164C1"/>
@@ -3841,10 +3767,10 @@
       <w:color w:val="0F4761" w:themeColor="accent1" w:themeShade="BF"/>
     </w:rPr>
   </w:style>
-  <w:style w:type="character" w:customStyle="1" w:styleId="Kop5Char">
-    <w:name w:val="Kop 5 Char"/>
-    <w:basedOn w:val="Standaardalinea-lettertype"/>
-    <w:link w:val="Kop5"/>
+  <w:style w:type="character" w:customStyle="1" w:styleId="Heading5Char">
+    <w:name w:val="Heading 5 Char"/>
+    <w:basedOn w:val="DefaultParagraphFont"/>
+    <w:link w:val="Heading5"/>
     <w:uiPriority w:val="9"/>
     <w:semiHidden/>
     <w:rsid w:val="008164C1"/>
@@ -3853,10 +3779,10 @@
       <w:color w:val="0F4761" w:themeColor="accent1" w:themeShade="BF"/>
     </w:rPr>
   </w:style>
-  <w:style w:type="character" w:customStyle="1" w:styleId="Kop6Char">
-    <w:name w:val="Kop 6 Char"/>
-    <w:basedOn w:val="Standaardalinea-lettertype"/>
-    <w:link w:val="Kop6"/>
+  <w:style w:type="character" w:customStyle="1" w:styleId="Heading6Char">
+    <w:name w:val="Heading 6 Char"/>
+    <w:basedOn w:val="DefaultParagraphFont"/>
+    <w:link w:val="Heading6"/>
     <w:uiPriority w:val="9"/>
     <w:semiHidden/>
     <w:rsid w:val="008164C1"/>
@@ -3867,10 +3793,10 @@
       <w:color w:val="595959" w:themeColor="text1" w:themeTint="A6"/>
     </w:rPr>
   </w:style>
-  <w:style w:type="character" w:customStyle="1" w:styleId="Kop7Char">
-    <w:name w:val="Kop 7 Char"/>
-    <w:basedOn w:val="Standaardalinea-lettertype"/>
-    <w:link w:val="Kop7"/>
+  <w:style w:type="character" w:customStyle="1" w:styleId="Heading7Char">
+    <w:name w:val="Heading 7 Char"/>
+    <w:basedOn w:val="DefaultParagraphFont"/>
+    <w:link w:val="Heading7"/>
     <w:uiPriority w:val="9"/>
     <w:semiHidden/>
     <w:rsid w:val="008164C1"/>
@@ -3879,10 +3805,10 @@
       <w:color w:val="595959" w:themeColor="text1" w:themeTint="A6"/>
     </w:rPr>
   </w:style>
-  <w:style w:type="character" w:customStyle="1" w:styleId="Kop8Char">
-    <w:name w:val="Kop 8 Char"/>
-    <w:basedOn w:val="Standaardalinea-lettertype"/>
-    <w:link w:val="Kop8"/>
+  <w:style w:type="character" w:customStyle="1" w:styleId="Heading8Char">
+    <w:name w:val="Heading 8 Char"/>
+    <w:basedOn w:val="DefaultParagraphFont"/>
+    <w:link w:val="Heading8"/>
     <w:uiPriority w:val="9"/>
     <w:semiHidden/>
     <w:rsid w:val="008164C1"/>
@@ -3893,10 +3819,10 @@
       <w:color w:val="272727" w:themeColor="text1" w:themeTint="D8"/>
     </w:rPr>
   </w:style>
-  <w:style w:type="character" w:customStyle="1" w:styleId="Kop9Char">
-    <w:name w:val="Kop 9 Char"/>
-    <w:basedOn w:val="Standaardalinea-lettertype"/>
-    <w:link w:val="Kop9"/>
+  <w:style w:type="character" w:customStyle="1" w:styleId="Heading9Char">
+    <w:name w:val="Heading 9 Char"/>
+    <w:basedOn w:val="DefaultParagraphFont"/>
+    <w:link w:val="Heading9"/>
     <w:uiPriority w:val="9"/>
     <w:semiHidden/>
     <w:rsid w:val="008164C1"/>
@@ -3905,11 +3831,11 @@
       <w:color w:val="272727" w:themeColor="text1" w:themeTint="D8"/>
     </w:rPr>
   </w:style>
-  <w:style w:type="paragraph" w:styleId="Titel">
+  <w:style w:type="paragraph" w:styleId="Title">
     <w:name w:val="Title"/>
-    <w:basedOn w:val="Standaard"/>
-    <w:next w:val="Standaard"/>
-    <w:link w:val="TitelChar"/>
+    <w:basedOn w:val="Normal"/>
+    <w:next w:val="Normal"/>
+    <w:link w:val="TitleChar"/>
     <w:uiPriority w:val="10"/>
     <w:qFormat/>
     <w:rsid w:val="008164C1"/>
@@ -3925,10 +3851,10 @@
       <w:szCs w:val="56"/>
     </w:rPr>
   </w:style>
-  <w:style w:type="character" w:customStyle="1" w:styleId="TitelChar">
-    <w:name w:val="Titel Char"/>
-    <w:basedOn w:val="Standaardalinea-lettertype"/>
-    <w:link w:val="Titel"/>
+  <w:style w:type="character" w:customStyle="1" w:styleId="TitleChar">
+    <w:name w:val="Title Char"/>
+    <w:basedOn w:val="DefaultParagraphFont"/>
+    <w:link w:val="Title"/>
     <w:uiPriority w:val="10"/>
     <w:rsid w:val="008164C1"/>
     <w:rPr>
@@ -3939,11 +3865,11 @@
       <w:szCs w:val="56"/>
     </w:rPr>
   </w:style>
-  <w:style w:type="paragraph" w:styleId="Ondertitel">
+  <w:style w:type="paragraph" w:styleId="Subtitle">
     <w:name w:val="Subtitle"/>
-    <w:basedOn w:val="Standaard"/>
-    <w:next w:val="Standaard"/>
-    <w:link w:val="OndertitelChar"/>
+    <w:basedOn w:val="Normal"/>
+    <w:next w:val="Normal"/>
+    <w:link w:val="SubtitleChar"/>
     <w:uiPriority w:val="11"/>
     <w:qFormat/>
     <w:rsid w:val="008164C1"/>
@@ -3960,10 +3886,10 @@
       <w:szCs w:val="28"/>
     </w:rPr>
   </w:style>
-  <w:style w:type="character" w:customStyle="1" w:styleId="OndertitelChar">
-    <w:name w:val="Ondertitel Char"/>
-    <w:basedOn w:val="Standaardalinea-lettertype"/>
-    <w:link w:val="Ondertitel"/>
+  <w:style w:type="character" w:customStyle="1" w:styleId="SubtitleChar">
+    <w:name w:val="Subtitle Char"/>
+    <w:basedOn w:val="DefaultParagraphFont"/>
+    <w:link w:val="Subtitle"/>
     <w:uiPriority w:val="11"/>
     <w:rsid w:val="008164C1"/>
     <w:rPr>
@@ -3974,11 +3900,11 @@
       <w:szCs w:val="28"/>
     </w:rPr>
   </w:style>
-  <w:style w:type="paragraph" w:styleId="Citaat">
+  <w:style w:type="paragraph" w:styleId="Quote">
     <w:name w:val="Quote"/>
-    <w:basedOn w:val="Standaard"/>
-    <w:next w:val="Standaard"/>
-    <w:link w:val="CitaatChar"/>
+    <w:basedOn w:val="Normal"/>
+    <w:next w:val="Normal"/>
+    <w:link w:val="QuoteChar"/>
     <w:uiPriority w:val="29"/>
     <w:qFormat/>
     <w:rsid w:val="008164C1"/>
@@ -3992,10 +3918,10 @@
       <w:color w:val="404040" w:themeColor="text1" w:themeTint="BF"/>
     </w:rPr>
   </w:style>
-  <w:style w:type="character" w:customStyle="1" w:styleId="CitaatChar">
-    <w:name w:val="Citaat Char"/>
-    <w:basedOn w:val="Standaardalinea-lettertype"/>
-    <w:link w:val="Citaat"/>
+  <w:style w:type="character" w:customStyle="1" w:styleId="QuoteChar">
+    <w:name w:val="Quote Char"/>
+    <w:basedOn w:val="DefaultParagraphFont"/>
+    <w:link w:val="Quote"/>
     <w:uiPriority w:val="29"/>
     <w:rsid w:val="008164C1"/>
     <w:rPr>
@@ -4004,9 +3930,9 @@
       <w:color w:val="404040" w:themeColor="text1" w:themeTint="BF"/>
     </w:rPr>
   </w:style>
-  <w:style w:type="paragraph" w:styleId="Lijstalinea">
+  <w:style w:type="paragraph" w:styleId="ListParagraph">
     <w:name w:val="List Paragraph"/>
-    <w:basedOn w:val="Standaard"/>
+    <w:basedOn w:val="Normal"/>
     <w:uiPriority w:val="34"/>
     <w:qFormat/>
     <w:rsid w:val="008164C1"/>
@@ -4015,9 +3941,9 @@
       <w:contextualSpacing/>
     </w:pPr>
   </w:style>
-  <w:style w:type="character" w:styleId="Intensievebenadrukking">
+  <w:style w:type="character" w:styleId="IntenseEmphasis">
     <w:name w:val="Intense Emphasis"/>
-    <w:basedOn w:val="Standaardalinea-lettertype"/>
+    <w:basedOn w:val="DefaultParagraphFont"/>
     <w:uiPriority w:val="21"/>
     <w:qFormat/>
     <w:rsid w:val="008164C1"/>
@@ -4027,11 +3953,11 @@
       <w:color w:val="0F4761" w:themeColor="accent1" w:themeShade="BF"/>
     </w:rPr>
   </w:style>
-  <w:style w:type="paragraph" w:styleId="Duidelijkcitaat">
+  <w:style w:type="paragraph" w:styleId="IntenseQuote">
     <w:name w:val="Intense Quote"/>
-    <w:basedOn w:val="Standaard"/>
-    <w:next w:val="Standaard"/>
-    <w:link w:val="DuidelijkcitaatChar"/>
+    <w:basedOn w:val="Normal"/>
+    <w:next w:val="Normal"/>
+    <w:link w:val="IntenseQuoteChar"/>
     <w:uiPriority w:val="30"/>
     <w:qFormat/>
     <w:rsid w:val="008164C1"/>
@@ -4050,10 +3976,10 @@
       <w:color w:val="0F4761" w:themeColor="accent1" w:themeShade="BF"/>
     </w:rPr>
   </w:style>
-  <w:style w:type="character" w:customStyle="1" w:styleId="DuidelijkcitaatChar">
-    <w:name w:val="Duidelijk citaat Char"/>
-    <w:basedOn w:val="Standaardalinea-lettertype"/>
-    <w:link w:val="Duidelijkcitaat"/>
+  <w:style w:type="character" w:customStyle="1" w:styleId="IntenseQuoteChar">
+    <w:name w:val="Intense Quote Char"/>
+    <w:basedOn w:val="DefaultParagraphFont"/>
+    <w:link w:val="IntenseQuote"/>
     <w:uiPriority w:val="30"/>
     <w:rsid w:val="008164C1"/>
     <w:rPr>
@@ -4062,9 +3988,9 @@
       <w:color w:val="0F4761" w:themeColor="accent1" w:themeShade="BF"/>
     </w:rPr>
   </w:style>
-  <w:style w:type="character" w:styleId="Intensieveverwijzing">
+  <w:style w:type="character" w:styleId="IntenseReference">
     <w:name w:val="Intense Reference"/>
-    <w:basedOn w:val="Standaardalinea-lettertype"/>
+    <w:basedOn w:val="DefaultParagraphFont"/>
     <w:uiPriority w:val="32"/>
     <w:qFormat/>
     <w:rsid w:val="008164C1"/>
@@ -4078,7 +4004,7 @@
   </w:style>
   <w:style w:type="character" w:styleId="Hyperlink">
     <w:name w:val="Hyperlink"/>
-    <w:basedOn w:val="Standaardalinea-lettertype"/>
+    <w:basedOn w:val="DefaultParagraphFont"/>
     <w:uiPriority w:val="99"/>
     <w:unhideWhenUsed/>
     <w:rsid w:val="00A21A69"/>
@@ -4087,9 +4013,9 @@
       <w:u w:val="single"/>
     </w:rPr>
   </w:style>
-  <w:style w:type="character" w:styleId="Onopgelostemelding">
+  <w:style w:type="character" w:styleId="UnresolvedMention">
     <w:name w:val="Unresolved Mention"/>
-    <w:basedOn w:val="Standaardalinea-lettertype"/>
+    <w:basedOn w:val="DefaultParagraphFont"/>
     <w:uiPriority w:val="99"/>
     <w:semiHidden/>
     <w:unhideWhenUsed/>
@@ -4099,9 +4025,9 @@
       <w:shd w:val="clear" w:color="auto" w:fill="E1DFDD"/>
     </w:rPr>
   </w:style>
-  <w:style w:type="table" w:styleId="Tabelraster">
+  <w:style w:type="table" w:styleId="TableGrid">
     <w:name w:val="Table Grid"/>
-    <w:basedOn w:val="Standaardtabel"/>
+    <w:basedOn w:val="TableNormal"/>
     <w:uiPriority w:val="39"/>
     <w:rsid w:val="008B68B2"/>
     <w:pPr>
@@ -4118,9 +4044,9 @@
       </w:tblBorders>
     </w:tblPr>
   </w:style>
-  <w:style w:type="table" w:styleId="Tabelrasterlicht">
+  <w:style w:type="table" w:styleId="TableGridLight">
     <w:name w:val="Grid Table Light"/>
-    <w:basedOn w:val="Standaardtabel"/>
+    <w:basedOn w:val="TableNormal"/>
     <w:uiPriority w:val="40"/>
     <w:rsid w:val="008B68B2"/>
     <w:pPr>
@@ -4139,8 +4065,8 @@
   </w:style>
   <w:style w:type="paragraph" w:customStyle="1" w:styleId="Style3">
     <w:name w:val="Style3"/>
-    <w:basedOn w:val="Kop2"/>
-    <w:next w:val="Standaard"/>
+    <w:basedOn w:val="Heading2"/>
+    <w:next w:val="Normal"/>
     <w:qFormat/>
     <w:rsid w:val="001A2916"/>
     <w:rPr>
@@ -4149,10 +4075,10 @@
       <w:lang w:val="nl-NL"/>
     </w:rPr>
   </w:style>
-  <w:style w:type="paragraph" w:styleId="Voettekst">
+  <w:style w:type="paragraph" w:styleId="Footer">
     <w:name w:val="footer"/>
-    <w:basedOn w:val="Standaard"/>
-    <w:link w:val="VoettekstChar"/>
+    <w:basedOn w:val="Normal"/>
+    <w:link w:val="FooterChar"/>
     <w:uiPriority w:val="99"/>
     <w:unhideWhenUsed/>
     <w:rsid w:val="00061E4D"/>
@@ -4164,25 +4090,25 @@
       <w:spacing w:after="0" w:line="240" w:lineRule="auto"/>
     </w:pPr>
   </w:style>
-  <w:style w:type="character" w:customStyle="1" w:styleId="VoettekstChar">
-    <w:name w:val="Voettekst Char"/>
-    <w:basedOn w:val="Standaardalinea-lettertype"/>
-    <w:link w:val="Voettekst"/>
+  <w:style w:type="character" w:customStyle="1" w:styleId="FooterChar">
+    <w:name w:val="Footer Char"/>
+    <w:basedOn w:val="DefaultParagraphFont"/>
+    <w:link w:val="Footer"/>
     <w:uiPriority w:val="99"/>
     <w:rsid w:val="00061E4D"/>
   </w:style>
-  <w:style w:type="character" w:styleId="Paginanummer">
+  <w:style w:type="character" w:styleId="PageNumber">
     <w:name w:val="page number"/>
-    <w:basedOn w:val="Standaardalinea-lettertype"/>
+    <w:basedOn w:val="DefaultParagraphFont"/>
     <w:uiPriority w:val="99"/>
     <w:semiHidden/>
     <w:unhideWhenUsed/>
     <w:rsid w:val="00061E4D"/>
   </w:style>
-  <w:style w:type="paragraph" w:styleId="Kopvaninhoudsopgave">
+  <w:style w:type="paragraph" w:styleId="TOCHeading">
     <w:name w:val="TOC Heading"/>
-    <w:basedOn w:val="Kop1"/>
-    <w:next w:val="Standaard"/>
+    <w:basedOn w:val="Heading1"/>
+    <w:next w:val="Normal"/>
     <w:uiPriority w:val="39"/>
     <w:unhideWhenUsed/>
     <w:qFormat/>
@@ -4200,10 +4126,10 @@
       <w14:ligatures w14:val="none"/>
     </w:rPr>
   </w:style>
-  <w:style w:type="paragraph" w:styleId="Inhopg1">
+  <w:style w:type="paragraph" w:styleId="TOC1">
     <w:name w:val="toc 1"/>
-    <w:basedOn w:val="Standaard"/>
-    <w:next w:val="Standaard"/>
+    <w:basedOn w:val="Normal"/>
+    <w:next w:val="Normal"/>
     <w:autoRedefine/>
     <w:uiPriority w:val="39"/>
     <w:unhideWhenUsed/>
@@ -4218,10 +4144,10 @@
       <w:iCs/>
     </w:rPr>
   </w:style>
-  <w:style w:type="paragraph" w:styleId="Inhopg2">
+  <w:style w:type="paragraph" w:styleId="TOC2">
     <w:name w:val="toc 2"/>
-    <w:basedOn w:val="Standaard"/>
-    <w:next w:val="Standaard"/>
+    <w:basedOn w:val="Normal"/>
+    <w:next w:val="Normal"/>
     <w:autoRedefine/>
     <w:uiPriority w:val="39"/>
     <w:semiHidden/>
@@ -4238,10 +4164,10 @@
       <w:szCs w:val="22"/>
     </w:rPr>
   </w:style>
-  <w:style w:type="paragraph" w:styleId="Inhopg3">
+  <w:style w:type="paragraph" w:styleId="TOC3">
     <w:name w:val="toc 3"/>
-    <w:basedOn w:val="Standaard"/>
-    <w:next w:val="Standaard"/>
+    <w:basedOn w:val="Normal"/>
+    <w:next w:val="Normal"/>
     <w:autoRedefine/>
     <w:uiPriority w:val="39"/>
     <w:semiHidden/>
@@ -4256,10 +4182,10 @@
       <w:szCs w:val="20"/>
     </w:rPr>
   </w:style>
-  <w:style w:type="paragraph" w:styleId="Inhopg4">
+  <w:style w:type="paragraph" w:styleId="TOC4">
     <w:name w:val="toc 4"/>
-    <w:basedOn w:val="Standaard"/>
-    <w:next w:val="Standaard"/>
+    <w:basedOn w:val="Normal"/>
+    <w:next w:val="Normal"/>
     <w:autoRedefine/>
     <w:uiPriority w:val="39"/>
     <w:semiHidden/>
@@ -4274,10 +4200,10 @@
       <w:szCs w:val="20"/>
     </w:rPr>
   </w:style>
-  <w:style w:type="paragraph" w:styleId="Inhopg5">
+  <w:style w:type="paragraph" w:styleId="TOC5">
     <w:name w:val="toc 5"/>
-    <w:basedOn w:val="Standaard"/>
-    <w:next w:val="Standaard"/>
+    <w:basedOn w:val="Normal"/>
+    <w:next w:val="Normal"/>
     <w:autoRedefine/>
     <w:uiPriority w:val="39"/>
     <w:semiHidden/>
@@ -4292,10 +4218,10 @@
       <w:szCs w:val="20"/>
     </w:rPr>
   </w:style>
-  <w:style w:type="paragraph" w:styleId="Inhopg6">
+  <w:style w:type="paragraph" w:styleId="TOC6">
     <w:name w:val="toc 6"/>
-    <w:basedOn w:val="Standaard"/>
-    <w:next w:val="Standaard"/>
+    <w:basedOn w:val="Normal"/>
+    <w:next w:val="Normal"/>
     <w:autoRedefine/>
     <w:uiPriority w:val="39"/>
     <w:semiHidden/>
@@ -4310,10 +4236,10 @@
       <w:szCs w:val="20"/>
     </w:rPr>
   </w:style>
-  <w:style w:type="paragraph" w:styleId="Inhopg7">
+  <w:style w:type="paragraph" w:styleId="TOC7">
     <w:name w:val="toc 7"/>
-    <w:basedOn w:val="Standaard"/>
-    <w:next w:val="Standaard"/>
+    <w:basedOn w:val="Normal"/>
+    <w:next w:val="Normal"/>
     <w:autoRedefine/>
     <w:uiPriority w:val="39"/>
     <w:semiHidden/>
@@ -4328,10 +4254,10 @@
       <w:szCs w:val="20"/>
     </w:rPr>
   </w:style>
-  <w:style w:type="paragraph" w:styleId="Inhopg8">
+  <w:style w:type="paragraph" w:styleId="TOC8">
     <w:name w:val="toc 8"/>
-    <w:basedOn w:val="Standaard"/>
-    <w:next w:val="Standaard"/>
+    <w:basedOn w:val="Normal"/>
+    <w:next w:val="Normal"/>
     <w:autoRedefine/>
     <w:uiPriority w:val="39"/>
     <w:semiHidden/>
@@ -4346,10 +4272,10 @@
       <w:szCs w:val="20"/>
     </w:rPr>
   </w:style>
-  <w:style w:type="paragraph" w:styleId="Inhopg9">
+  <w:style w:type="paragraph" w:styleId="TOC9">
     <w:name w:val="toc 9"/>
-    <w:basedOn w:val="Standaard"/>
-    <w:next w:val="Standaard"/>
+    <w:basedOn w:val="Normal"/>
+    <w:next w:val="Normal"/>
     <w:autoRedefine/>
     <w:uiPriority w:val="39"/>
     <w:semiHidden/>
